--- a/backend/templates/Direct/xx.xx TREADWELL POLISH PROPOSAL - NewDirect.docx
+++ b/backend/templates/Direct/xx.xx TREADWELL POLISH PROPOSAL - NewDirect.docx
@@ -137,7 +137,7 @@
                                 <w:sz w:val="18"/>
                                 <w:szCs w:val="18"/>
                               </w:rPr>
-                              <w:t>xxx</w:t>
+                              <w:t xml:space="preserve">{{job_name}}</w:t>
                             </w:r>
                           </w:p>
                           <w:p>
@@ -161,7 +161,7 @@
                                 <w:sz w:val="18"/>
                                 <w:szCs w:val="18"/>
                               </w:rPr>
-                              <w:t>xxx, KS</w:t>
+                              <w:t xml:space="preserve">{{city_state}}</w:t>
                             </w:r>
                           </w:p>
                           <w:p>
@@ -288,7 +288,7 @@
                           <w:sz w:val="18"/>
                           <w:szCs w:val="18"/>
                         </w:rPr>
-                        <w:t>xxx</w:t>
+                        <w:t xml:space="preserve">{{job_name}}</w:t>
                       </w:r>
                     </w:p>
                     <w:p>
@@ -312,7 +312,7 @@
                           <w:sz w:val="18"/>
                           <w:szCs w:val="18"/>
                         </w:rPr>
-                        <w:t>xxx, KS</w:t>
+                        <w:t xml:space="preserve">{{city_state}}</w:t>
                       </w:r>
                     </w:p>
                     <w:p>
@@ -973,7 +973,7 @@
                                 <w:sz w:val="16"/>
                                 <w:szCs w:val="16"/>
                               </w:rPr>
-                              <w:t xml:space="preserve">   Standard Sheen with Salt &amp; Pepper Aggregate Exposure</w:t>
+                              <w:t xml:space="preserve">   {{system_name}}</w:t>
                             </w:r>
                           </w:p>
                           <w:p>
@@ -1021,7 +1021,7 @@
                                 <w:szCs w:val="16"/>
                               </w:rPr>
                               <w:tab/>
-                              <w:t>~1,600 sf of polished concrete flooring</w:t>
+                              <w:t xml:space="preserve">{{area_description}}</w:t>
                             </w:r>
                           </w:p>
                           <w:p>
@@ -1092,7 +1092,7 @@
                                 <w:szCs w:val="16"/>
                                 <w:u w:val="single"/>
                               </w:rPr>
-                              <w:t>dumpster provided by owner</w:t>
+                              <w:t xml:space="preserve">{{disposal}}</w:t>
                             </w:r>
                           </w:p>
                           <w:p>
@@ -1532,7 +1532,7 @@
                           <w:sz w:val="16"/>
                           <w:szCs w:val="16"/>
                         </w:rPr>
-                        <w:t xml:space="preserve">   Standard Sheen with Salt &amp; Pepper Aggregate Exposure</w:t>
+                        <w:t xml:space="preserve">   {{system_name}}</w:t>
                       </w:r>
                     </w:p>
                     <w:p>
@@ -1580,7 +1580,7 @@
                           <w:szCs w:val="16"/>
                         </w:rPr>
                         <w:tab/>
-                        <w:t>~1,600 sf of polished concrete flooring</w:t>
+                        <w:t xml:space="preserve">{{area_description}}</w:t>
                       </w:r>
                     </w:p>
                     <w:p>
@@ -1651,7 +1651,7 @@
                           <w:szCs w:val="16"/>
                           <w:u w:val="single"/>
                         </w:rPr>
-                        <w:t>dumpster provided by owner</w:t>
+                        <w:t xml:space="preserve">{{disposal}}</w:t>
                       </w:r>
                     </w:p>
                     <w:p>
@@ -2249,7 +2249,7 @@
                                 <w:sz w:val="18"/>
                                 <w:szCs w:val="18"/>
                               </w:rPr>
-                              <w:t>$xx</w:t>
+                              <w:t xml:space="preserve">{{total_label}}</w:t>
                             </w:r>
                             <w:r>
                               <w:rPr>
@@ -2258,7 +2258,7 @@
                                 <w:sz w:val="18"/>
                                 <w:szCs w:val="18"/>
                               </w:rPr>
-                              <w:t xml:space="preserve"> – Total</w:t>
+                              <w:t xml:space="preserve"/>
                             </w:r>
                           </w:p>
                           <w:p>
@@ -2758,7 +2758,7 @@
                           <w:sz w:val="18"/>
                           <w:szCs w:val="18"/>
                         </w:rPr>
-                        <w:t>$xx</w:t>
+                        <w:t xml:space="preserve">{{total_label}}</w:t>
                       </w:r>
                       <w:r>
                         <w:rPr>
@@ -2767,7 +2767,7 @@
                           <w:sz w:val="18"/>
                           <w:szCs w:val="18"/>
                         </w:rPr>
-                        <w:t xml:space="preserve"> – Total</w:t>
+                        <w:t xml:space="preserve"/>
                       </w:r>
                     </w:p>
                     <w:p>

--- a/backend/templates/Direct/xx.xx TREADWELL POLISH PROPOSAL - NewDirect.docx
+++ b/backend/templates/Direct/xx.xx TREADWELL POLISH PROPOSAL - NewDirect.docx
@@ -471,7 +471,7 @@
                                 <w:sz w:val="18"/>
                                 <w:szCs w:val="18"/>
                               </w:rPr>
-                              <w:t>1</w:t>
+                              <w:t xml:space="preserve">{{bid_date_formatted}}</w:t>
                             </w:r>
                             <w:r>
                               <w:rPr>
@@ -480,7 +480,7 @@
                                 <w:sz w:val="18"/>
                                 <w:szCs w:val="18"/>
                               </w:rPr>
-                              <w:t>/1/</w:t>
+                              <w:t/>
                             </w:r>
                             <w:r>
                               <w:rPr>
@@ -489,7 +489,7 @@
                                 <w:sz w:val="18"/>
                                 <w:szCs w:val="18"/>
                               </w:rPr>
-                              <w:t>2</w:t>
+                              <w:t/>
                             </w:r>
                             <w:r>
                               <w:rPr>
@@ -498,7 +498,7 @@
                                 <w:sz w:val="18"/>
                                 <w:szCs w:val="18"/>
                               </w:rPr>
-                              <w:t>6</w:t>
+                              <w:t/>
                             </w:r>
                           </w:p>
                         </w:txbxContent>
@@ -545,7 +545,7 @@
                           <w:sz w:val="18"/>
                           <w:szCs w:val="18"/>
                         </w:rPr>
-                        <w:t>1</w:t>
+                        <w:t xml:space="preserve">{{bid_date_formatted}}</w:t>
                       </w:r>
                       <w:r>
                         <w:rPr>
@@ -554,7 +554,7 @@
                           <w:sz w:val="18"/>
                           <w:szCs w:val="18"/>
                         </w:rPr>
-                        <w:t>/1/</w:t>
+                        <w:t/>
                       </w:r>
                       <w:r>
                         <w:rPr>
@@ -563,7 +563,7 @@
                           <w:sz w:val="18"/>
                           <w:szCs w:val="18"/>
                         </w:rPr>
-                        <w:t>2</w:t>
+                        <w:t/>
                       </w:r>
                       <w:r>
                         <w:rPr>
@@ -572,7 +572,7 @@
                           <w:sz w:val="18"/>
                           <w:szCs w:val="18"/>
                         </w:rPr>
-                        <w:t>6</w:t>
+                        <w:t/>
                       </w:r>
                     </w:p>
                   </w:txbxContent>
@@ -887,7 +887,7 @@
                                 <w:szCs w:val="16"/>
                                 <w:u w:val="single"/>
                               </w:rPr>
-                              <w:t>Polished Concrete:</w:t>
+                              <w:t xml:space="preserve">Polished Concrete: per site visit on {{bid_date_formatted}}</w:t>
                             </w:r>
                             <w:r>
                               <w:rPr>
@@ -897,7 +897,7 @@
                                 <w:szCs w:val="16"/>
                                 <w:u w:val="single"/>
                               </w:rPr>
-                              <w:t xml:space="preserve"> per site visit on </w:t>
+                              <w:t xml:space="preserve"/>
                             </w:r>
                             <w:r>
                               <w:rPr>
@@ -907,7 +907,7 @@
                                 <w:szCs w:val="16"/>
                                 <w:u w:val="single"/>
                               </w:rPr>
-                              <w:t>1</w:t>
+                              <w:t/>
                             </w:r>
                             <w:r>
                               <w:rPr>
@@ -917,7 +917,7 @@
                                 <w:szCs w:val="16"/>
                                 <w:u w:val="single"/>
                               </w:rPr>
-                              <w:t>/1/2</w:t>
+                              <w:t/>
                             </w:r>
                             <w:r>
                               <w:rPr>
@@ -927,7 +927,7 @@
                                 <w:szCs w:val="16"/>
                                 <w:u w:val="single"/>
                               </w:rPr>
-                              <w:t>6</w:t>
+                              <w:t/>
                             </w:r>
                           </w:p>
                           <w:p>
@@ -1446,7 +1446,7 @@
                           <w:szCs w:val="16"/>
                           <w:u w:val="single"/>
                         </w:rPr>
-                        <w:t>Polished Concrete:</w:t>
+                        <w:t xml:space="preserve">Polished Concrete: per site visit on {{bid_date_formatted}}</w:t>
                       </w:r>
                       <w:r>
                         <w:rPr>
@@ -1456,7 +1456,7 @@
                           <w:szCs w:val="16"/>
                           <w:u w:val="single"/>
                         </w:rPr>
-                        <w:t xml:space="preserve"> per site visit on </w:t>
+                        <w:t xml:space="preserve"/>
                       </w:r>
                       <w:r>
                         <w:rPr>
@@ -1466,7 +1466,7 @@
                           <w:szCs w:val="16"/>
                           <w:u w:val="single"/>
                         </w:rPr>
-                        <w:t>1</w:t>
+                        <w:t/>
                       </w:r>
                       <w:r>
                         <w:rPr>
@@ -1476,7 +1476,7 @@
                           <w:szCs w:val="16"/>
                           <w:u w:val="single"/>
                         </w:rPr>
-                        <w:t>/1/2</w:t>
+                        <w:t/>
                       </w:r>
                       <w:r>
                         <w:rPr>
@@ -1486,7 +1486,7 @@
                           <w:szCs w:val="16"/>
                           <w:u w:val="single"/>
                         </w:rPr>
-                        <w:t>6</w:t>
+                        <w:t/>
                       </w:r>
                     </w:p>
                     <w:p>

--- a/backend/templates/Direct/xx.xx TREADWELL POLISH PROPOSAL - NewDirect.docx
+++ b/backend/templates/Direct/xx.xx TREADWELL POLISH PROPOSAL - NewDirect.docx
@@ -2263,6 +2263,249 @@
                           </w:p>
                           <w:p>
                             <w:pPr>
+                              <w:pStyle w:val="ListParagraph"/>
+                              <w:numPr>
+                                <w:ilvl w:val="0"/>
+                                <w:numId w:val="3"/>
+                              </w:numPr>
+                              <w:spacing w:line="276" w:lineRule="auto"/>
+                              <w:rPr>
+                                <w:rFonts w:ascii="Zetta Serif Book" w:hAnsi="Zetta Serif Book"/>
+                                <w:color w:val="404040" w:themeColor="text1" w:themeTint="BF"/>
+                                <w:sz w:val="18"/>
+                                <w:szCs w:val="18"/>
+                              </w:rPr>
+                            </w:pPr>
+                            <w:r>
+                              <w:rPr>
+                                <w:rFonts w:ascii="Zetta Serif Book" w:hAnsi="Zetta Serif Book"/>
+                                <w:b/>
+                                <w:bCs/>
+                                <w:color w:val="404040" w:themeColor="text1" w:themeTint="BF"/>
+                                <w:sz w:val="18"/>
+                                <w:szCs w:val="18"/>
+                              </w:rPr>
+                              <w:t xml:space="preserve">{{#price_line}}</w:t>
+                            </w:r>
+                          </w:p>
+                          <w:p>
+                            <w:pPr>
+                              <w:pStyle w:val="ListParagraph"/>
+                              <w:numPr>
+                                <w:ilvl w:val="0"/>
+                                <w:numId w:val="3"/>
+                              </w:numPr>
+                              <w:spacing w:line="276" w:lineRule="auto"/>
+                              <w:rPr>
+                                <w:rFonts w:ascii="Zetta Serif Book" w:hAnsi="Zetta Serif Book"/>
+                                <w:color w:val="404040" w:themeColor="text1" w:themeTint="BF"/>
+                                <w:sz w:val="18"/>
+                                <w:szCs w:val="18"/>
+                              </w:rPr>
+                            </w:pPr>
+                            <w:r>
+                              <w:rPr>
+                                <w:rFonts w:ascii="Zetta Serif Book" w:hAnsi="Zetta Serif Book"/>
+                                <w:b/>
+                                <w:bCs/>
+                                <w:color w:val="404040" w:themeColor="text1" w:themeTint="BF"/>
+                                <w:sz w:val="18"/>
+                                <w:szCs w:val="18"/>
+                              </w:rPr>
+                              <w:t xml:space="preserve">{{price_line.amount_formatted}} – {{price_line.label}}</w:t>
+                            </w:r>
+                          </w:p>
+                          <w:p>
+                            <w:pPr>
+                              <w:pStyle w:val="ListParagraph"/>
+                              <w:numPr>
+                                <w:ilvl w:val="0"/>
+                                <w:numId w:val="3"/>
+                              </w:numPr>
+                              <w:spacing w:line="276" w:lineRule="auto"/>
+                              <w:rPr>
+                                <w:rFonts w:ascii="Zetta Serif Book" w:hAnsi="Zetta Serif Book"/>
+                                <w:color w:val="404040" w:themeColor="text1" w:themeTint="BF"/>
+                                <w:sz w:val="18"/>
+                                <w:szCs w:val="18"/>
+                              </w:rPr>
+                            </w:pPr>
+                            <w:r>
+                              <w:rPr>
+                                <w:rFonts w:ascii="Zetta Serif Book" w:hAnsi="Zetta Serif Book"/>
+                                <w:b/>
+                                <w:bCs/>
+                                <w:color w:val="404040" w:themeColor="text1" w:themeTint="BF"/>
+                                <w:sz w:val="18"/>
+                                <w:szCs w:val="18"/>
+                              </w:rPr>
+                              <w:t xml:space="preserve">{{/price_line}}</w:t>
+                            </w:r>
+                          </w:p>
+                          <w:p>
+                            <w:pPr>
+                              <w:pStyle w:val="ListParagraph"/>
+                              <w:numPr>
+                                <w:ilvl w:val="0"/>
+                                <w:numId w:val="3"/>
+                              </w:numPr>
+                              <w:spacing w:line="276" w:lineRule="auto"/>
+                              <w:rPr>
+                                <w:rFonts w:ascii="Zetta Serif Book" w:hAnsi="Zetta Serif Book"/>
+                                <w:color w:val="404040" w:themeColor="text1" w:themeTint="BF"/>
+                                <w:sz w:val="18"/>
+                                <w:szCs w:val="18"/>
+                              </w:rPr>
+                            </w:pPr>
+                            <w:r>
+                              <w:rPr>
+                                <w:rFonts w:ascii="Zetta Serif Book" w:hAnsi="Zetta Serif Book"/>
+                                <w:b/>
+                                <w:bCs/>
+                                <w:color w:val="404040" w:themeColor="text1" w:themeTint="BF"/>
+                                <w:sz w:val="18"/>
+                                <w:szCs w:val="18"/>
+                              </w:rPr>
+                              <w:t xml:space="preserve">{{#alternate}}</w:t>
+                            </w:r>
+                          </w:p>
+                          <w:p>
+                            <w:pPr>
+                              <w:pStyle w:val="ListParagraph"/>
+                              <w:numPr>
+                                <w:ilvl w:val="0"/>
+                                <w:numId w:val="3"/>
+                              </w:numPr>
+                              <w:spacing w:line="276" w:lineRule="auto"/>
+                              <w:rPr>
+                                <w:rFonts w:ascii="Zetta Serif Book" w:hAnsi="Zetta Serif Book"/>
+                                <w:color w:val="404040" w:themeColor="text1" w:themeTint="BF"/>
+                                <w:sz w:val="18"/>
+                                <w:szCs w:val="18"/>
+                              </w:rPr>
+                            </w:pPr>
+                            <w:r>
+                              <w:rPr>
+                                <w:rFonts w:ascii="Zetta Serif Book" w:hAnsi="Zetta Serif Book"/>
+                                <w:b/>
+                                <w:bCs/>
+                                <w:color w:val="404040" w:themeColor="text1" w:themeTint="BF"/>
+                                <w:sz w:val="18"/>
+                                <w:szCs w:val="18"/>
+                              </w:rPr>
+                              <w:t xml:space="preserve">ALTERNATE SYSTEM — {{alternate.system_name}}</w:t>
+                            </w:r>
+                          </w:p>
+                          <w:p>
+                            <w:pPr>
+                              <w:pStyle w:val="ListParagraph"/>
+                              <w:numPr>
+                                <w:ilvl w:val="0"/>
+                                <w:numId w:val="3"/>
+                              </w:numPr>
+                              <w:spacing w:line="276" w:lineRule="auto"/>
+                              <w:rPr>
+                                <w:rFonts w:ascii="Zetta Serif Book" w:hAnsi="Zetta Serif Book"/>
+                                <w:color w:val="404040" w:themeColor="text1" w:themeTint="BF"/>
+                                <w:sz w:val="18"/>
+                                <w:szCs w:val="18"/>
+                              </w:rPr>
+                            </w:pPr>
+                            <w:r>
+                              <w:rPr>
+                                <w:rFonts w:ascii="Zetta Serif Book" w:hAnsi="Zetta Serif Book"/>
+                                <w:b/>
+                                <w:bCs/>
+                                <w:color w:val="404040" w:themeColor="text1" w:themeTint="BF"/>
+                                <w:sz w:val="18"/>
+                                <w:szCs w:val="18"/>
+                              </w:rPr>
+                              <w:t xml:space="preserve">{{alternate.lump_sum_formatted}} – Flooring as described above (material sales tax INCLUDED)</w:t>
+                            </w:r>
+                          </w:p>
+                          <w:p>
+                            <w:pPr>
+                              <w:pStyle w:val="ListParagraph"/>
+                              <w:numPr>
+                                <w:ilvl w:val="0"/>
+                                <w:numId w:val="3"/>
+                              </w:numPr>
+                              <w:spacing w:line="276" w:lineRule="auto"/>
+                              <w:rPr>
+                                <w:rFonts w:ascii="Zetta Serif Book" w:hAnsi="Zetta Serif Book"/>
+                                <w:color w:val="404040" w:themeColor="text1" w:themeTint="BF"/>
+                                <w:sz w:val="18"/>
+                                <w:szCs w:val="18"/>
+                              </w:rPr>
+                            </w:pPr>
+                            <w:r>
+                              <w:rPr>
+                                <w:rFonts w:ascii="Zetta Serif Book" w:hAnsi="Zetta Serif Book"/>
+                                <w:b/>
+                                <w:bCs/>
+                                <w:color w:val="404040" w:themeColor="text1" w:themeTint="BF"/>
+                                <w:sz w:val="18"/>
+                                <w:szCs w:val="18"/>
+                              </w:rPr>
+                              <w:t xml:space="preserve">{{alternate.remodel_tax}} – {{state_name}} Remodel Tax</w:t>
+                            </w:r>
+                          </w:p>
+                          <w:p>
+                            <w:pPr>
+                              <w:pStyle w:val="ListParagraph"/>
+                              <w:numPr>
+                                <w:ilvl w:val="0"/>
+                                <w:numId w:val="3"/>
+                              </w:numPr>
+                              <w:spacing w:line="276" w:lineRule="auto"/>
+                              <w:rPr>
+                                <w:rFonts w:ascii="Zetta Serif Book" w:hAnsi="Zetta Serif Book"/>
+                                <w:color w:val="404040" w:themeColor="text1" w:themeTint="BF"/>
+                                <w:sz w:val="18"/>
+                                <w:szCs w:val="18"/>
+                              </w:rPr>
+                            </w:pPr>
+                            <w:r>
+                              <w:rPr>
+                                <w:rFonts w:ascii="Zetta Serif Book" w:hAnsi="Zetta Serif Book"/>
+                                <w:b/>
+                                <w:bCs/>
+                                <w:color w:val="404040" w:themeColor="text1" w:themeTint="BF"/>
+                                <w:sz w:val="18"/>
+                                <w:szCs w:val="18"/>
+                              </w:rPr>
+                              <w:t xml:space="preserve">{{alternate.total_formatted}} – Total</w:t>
+                            </w:r>
+                          </w:p>
+                          <w:p>
+                            <w:pPr>
+                              <w:pStyle w:val="ListParagraph"/>
+                              <w:numPr>
+                                <w:ilvl w:val="0"/>
+                                <w:numId w:val="3"/>
+                              </w:numPr>
+                              <w:spacing w:line="276" w:lineRule="auto"/>
+                              <w:rPr>
+                                <w:rFonts w:ascii="Zetta Serif Book" w:hAnsi="Zetta Serif Book"/>
+                                <w:color w:val="404040" w:themeColor="text1" w:themeTint="BF"/>
+                                <w:sz w:val="18"/>
+                                <w:szCs w:val="18"/>
+                              </w:rPr>
+                            </w:pPr>
+                            <w:r>
+                              <w:rPr>
+                                <w:rFonts w:ascii="Zetta Serif Book" w:hAnsi="Zetta Serif Book"/>
+                                <w:b/>
+                                <w:bCs/>
+                                <w:color w:val="404040" w:themeColor="text1" w:themeTint="BF"/>
+                                <w:sz w:val="18"/>
+                                <w:szCs w:val="18"/>
+                              </w:rPr>
+                              <w:t xml:space="preserve">{{/alternate}}</w:t>
+                            </w:r>
+                          </w:p>
+                          <w:p>
+                            <w:pPr>
                               <w:spacing w:line="300" w:lineRule="auto"/>
                               <w:rPr>
                                 <w:rFonts w:ascii="Zetta Serif Book" w:hAnsi="Zetta Serif Book"/>
@@ -2768,6 +3011,249 @@
                           <w:szCs w:val="18"/>
                         </w:rPr>
                         <w:t xml:space="preserve"/>
+                      </w:r>
+                    </w:p>
+                    <w:p>
+                      <w:pPr>
+                        <w:pStyle w:val="ListParagraph"/>
+                        <w:numPr>
+                          <w:ilvl w:val="0"/>
+                          <w:numId w:val="3"/>
+                        </w:numPr>
+                        <w:spacing w:line="276" w:lineRule="auto"/>
+                        <w:rPr>
+                          <w:rFonts w:ascii="Zetta Serif Book" w:hAnsi="Zetta Serif Book"/>
+                          <w:color w:val="404040" w:themeColor="text1" w:themeTint="BF"/>
+                          <w:sz w:val="18"/>
+                          <w:szCs w:val="18"/>
+                        </w:rPr>
+                      </w:pPr>
+                      <w:r>
+                        <w:rPr>
+                          <w:rFonts w:ascii="Zetta Serif Book" w:hAnsi="Zetta Serif Book"/>
+                          <w:b/>
+                          <w:bCs/>
+                          <w:color w:val="404040" w:themeColor="text1" w:themeTint="BF"/>
+                          <w:sz w:val="18"/>
+                          <w:szCs w:val="18"/>
+                        </w:rPr>
+                        <w:t xml:space="preserve">{{#price_line}}</w:t>
+                      </w:r>
+                    </w:p>
+                    <w:p>
+                      <w:pPr>
+                        <w:pStyle w:val="ListParagraph"/>
+                        <w:numPr>
+                          <w:ilvl w:val="0"/>
+                          <w:numId w:val="3"/>
+                        </w:numPr>
+                        <w:spacing w:line="276" w:lineRule="auto"/>
+                        <w:rPr>
+                          <w:rFonts w:ascii="Zetta Serif Book" w:hAnsi="Zetta Serif Book"/>
+                          <w:color w:val="404040" w:themeColor="text1" w:themeTint="BF"/>
+                          <w:sz w:val="18"/>
+                          <w:szCs w:val="18"/>
+                        </w:rPr>
+                      </w:pPr>
+                      <w:r>
+                        <w:rPr>
+                          <w:rFonts w:ascii="Zetta Serif Book" w:hAnsi="Zetta Serif Book"/>
+                          <w:b/>
+                          <w:bCs/>
+                          <w:color w:val="404040" w:themeColor="text1" w:themeTint="BF"/>
+                          <w:sz w:val="18"/>
+                          <w:szCs w:val="18"/>
+                        </w:rPr>
+                        <w:t xml:space="preserve">{{price_line.amount_formatted}} – {{price_line.label}}</w:t>
+                      </w:r>
+                    </w:p>
+                    <w:p>
+                      <w:pPr>
+                        <w:pStyle w:val="ListParagraph"/>
+                        <w:numPr>
+                          <w:ilvl w:val="0"/>
+                          <w:numId w:val="3"/>
+                        </w:numPr>
+                        <w:spacing w:line="276" w:lineRule="auto"/>
+                        <w:rPr>
+                          <w:rFonts w:ascii="Zetta Serif Book" w:hAnsi="Zetta Serif Book"/>
+                          <w:color w:val="404040" w:themeColor="text1" w:themeTint="BF"/>
+                          <w:sz w:val="18"/>
+                          <w:szCs w:val="18"/>
+                        </w:rPr>
+                      </w:pPr>
+                      <w:r>
+                        <w:rPr>
+                          <w:rFonts w:ascii="Zetta Serif Book" w:hAnsi="Zetta Serif Book"/>
+                          <w:b/>
+                          <w:bCs/>
+                          <w:color w:val="404040" w:themeColor="text1" w:themeTint="BF"/>
+                          <w:sz w:val="18"/>
+                          <w:szCs w:val="18"/>
+                        </w:rPr>
+                        <w:t xml:space="preserve">{{/price_line}}</w:t>
+                      </w:r>
+                    </w:p>
+                    <w:p>
+                      <w:pPr>
+                        <w:pStyle w:val="ListParagraph"/>
+                        <w:numPr>
+                          <w:ilvl w:val="0"/>
+                          <w:numId w:val="3"/>
+                        </w:numPr>
+                        <w:spacing w:line="276" w:lineRule="auto"/>
+                        <w:rPr>
+                          <w:rFonts w:ascii="Zetta Serif Book" w:hAnsi="Zetta Serif Book"/>
+                          <w:color w:val="404040" w:themeColor="text1" w:themeTint="BF"/>
+                          <w:sz w:val="18"/>
+                          <w:szCs w:val="18"/>
+                        </w:rPr>
+                      </w:pPr>
+                      <w:r>
+                        <w:rPr>
+                          <w:rFonts w:ascii="Zetta Serif Book" w:hAnsi="Zetta Serif Book"/>
+                          <w:b/>
+                          <w:bCs/>
+                          <w:color w:val="404040" w:themeColor="text1" w:themeTint="BF"/>
+                          <w:sz w:val="18"/>
+                          <w:szCs w:val="18"/>
+                        </w:rPr>
+                        <w:t xml:space="preserve">{{#alternate}}</w:t>
+                      </w:r>
+                    </w:p>
+                    <w:p>
+                      <w:pPr>
+                        <w:pStyle w:val="ListParagraph"/>
+                        <w:numPr>
+                          <w:ilvl w:val="0"/>
+                          <w:numId w:val="3"/>
+                        </w:numPr>
+                        <w:spacing w:line="276" w:lineRule="auto"/>
+                        <w:rPr>
+                          <w:rFonts w:ascii="Zetta Serif Book" w:hAnsi="Zetta Serif Book"/>
+                          <w:color w:val="404040" w:themeColor="text1" w:themeTint="BF"/>
+                          <w:sz w:val="18"/>
+                          <w:szCs w:val="18"/>
+                        </w:rPr>
+                      </w:pPr>
+                      <w:r>
+                        <w:rPr>
+                          <w:rFonts w:ascii="Zetta Serif Book" w:hAnsi="Zetta Serif Book"/>
+                          <w:b/>
+                          <w:bCs/>
+                          <w:color w:val="404040" w:themeColor="text1" w:themeTint="BF"/>
+                          <w:sz w:val="18"/>
+                          <w:szCs w:val="18"/>
+                        </w:rPr>
+                        <w:t xml:space="preserve">ALTERNATE SYSTEM — {{alternate.system_name}}</w:t>
+                      </w:r>
+                    </w:p>
+                    <w:p>
+                      <w:pPr>
+                        <w:pStyle w:val="ListParagraph"/>
+                        <w:numPr>
+                          <w:ilvl w:val="0"/>
+                          <w:numId w:val="3"/>
+                        </w:numPr>
+                        <w:spacing w:line="276" w:lineRule="auto"/>
+                        <w:rPr>
+                          <w:rFonts w:ascii="Zetta Serif Book" w:hAnsi="Zetta Serif Book"/>
+                          <w:color w:val="404040" w:themeColor="text1" w:themeTint="BF"/>
+                          <w:sz w:val="18"/>
+                          <w:szCs w:val="18"/>
+                        </w:rPr>
+                      </w:pPr>
+                      <w:r>
+                        <w:rPr>
+                          <w:rFonts w:ascii="Zetta Serif Book" w:hAnsi="Zetta Serif Book"/>
+                          <w:b/>
+                          <w:bCs/>
+                          <w:color w:val="404040" w:themeColor="text1" w:themeTint="BF"/>
+                          <w:sz w:val="18"/>
+                          <w:szCs w:val="18"/>
+                        </w:rPr>
+                        <w:t xml:space="preserve">{{alternate.lump_sum_formatted}} – Flooring as described above (material sales tax INCLUDED)</w:t>
+                      </w:r>
+                    </w:p>
+                    <w:p>
+                      <w:pPr>
+                        <w:pStyle w:val="ListParagraph"/>
+                        <w:numPr>
+                          <w:ilvl w:val="0"/>
+                          <w:numId w:val="3"/>
+                        </w:numPr>
+                        <w:spacing w:line="276" w:lineRule="auto"/>
+                        <w:rPr>
+                          <w:rFonts w:ascii="Zetta Serif Book" w:hAnsi="Zetta Serif Book"/>
+                          <w:color w:val="404040" w:themeColor="text1" w:themeTint="BF"/>
+                          <w:sz w:val="18"/>
+                          <w:szCs w:val="18"/>
+                        </w:rPr>
+                      </w:pPr>
+                      <w:r>
+                        <w:rPr>
+                          <w:rFonts w:ascii="Zetta Serif Book" w:hAnsi="Zetta Serif Book"/>
+                          <w:b/>
+                          <w:bCs/>
+                          <w:color w:val="404040" w:themeColor="text1" w:themeTint="BF"/>
+                          <w:sz w:val="18"/>
+                          <w:szCs w:val="18"/>
+                        </w:rPr>
+                        <w:t xml:space="preserve">{{alternate.remodel_tax}} – {{state_name}} Remodel Tax</w:t>
+                      </w:r>
+                    </w:p>
+                    <w:p>
+                      <w:pPr>
+                        <w:pStyle w:val="ListParagraph"/>
+                        <w:numPr>
+                          <w:ilvl w:val="0"/>
+                          <w:numId w:val="3"/>
+                        </w:numPr>
+                        <w:spacing w:line="276" w:lineRule="auto"/>
+                        <w:rPr>
+                          <w:rFonts w:ascii="Zetta Serif Book" w:hAnsi="Zetta Serif Book"/>
+                          <w:color w:val="404040" w:themeColor="text1" w:themeTint="BF"/>
+                          <w:sz w:val="18"/>
+                          <w:szCs w:val="18"/>
+                        </w:rPr>
+                      </w:pPr>
+                      <w:r>
+                        <w:rPr>
+                          <w:rFonts w:ascii="Zetta Serif Book" w:hAnsi="Zetta Serif Book"/>
+                          <w:b/>
+                          <w:bCs/>
+                          <w:color w:val="404040" w:themeColor="text1" w:themeTint="BF"/>
+                          <w:sz w:val="18"/>
+                          <w:szCs w:val="18"/>
+                        </w:rPr>
+                        <w:t xml:space="preserve">{{alternate.total_formatted}} – Total</w:t>
+                      </w:r>
+                    </w:p>
+                    <w:p>
+                      <w:pPr>
+                        <w:pStyle w:val="ListParagraph"/>
+                        <w:numPr>
+                          <w:ilvl w:val="0"/>
+                          <w:numId w:val="3"/>
+                        </w:numPr>
+                        <w:spacing w:line="276" w:lineRule="auto"/>
+                        <w:rPr>
+                          <w:rFonts w:ascii="Zetta Serif Book" w:hAnsi="Zetta Serif Book"/>
+                          <w:color w:val="404040" w:themeColor="text1" w:themeTint="BF"/>
+                          <w:sz w:val="18"/>
+                          <w:szCs w:val="18"/>
+                        </w:rPr>
+                      </w:pPr>
+                      <w:r>
+                        <w:rPr>
+                          <w:rFonts w:ascii="Zetta Serif Book" w:hAnsi="Zetta Serif Book"/>
+                          <w:b/>
+                          <w:bCs/>
+                          <w:color w:val="404040" w:themeColor="text1" w:themeTint="BF"/>
+                          <w:sz w:val="18"/>
+                          <w:szCs w:val="18"/>
+                        </w:rPr>
+                        <w:t xml:space="preserve">{{/alternate}}</w:t>
                       </w:r>
                     </w:p>
                     <w:p>

--- a/backend/templates/Direct/xx.xx TREADWELL POLISH PROPOSAL - NewDirect.docx
+++ b/backend/templates/Direct/xx.xx TREADWELL POLISH PROPOSAL - NewDirect.docx
@@ -691,7 +691,7 @@
                                 <w:sz w:val="18"/>
                                 <w:szCs w:val="18"/>
                               </w:rPr>
-                              <w:t>Troy Holmes</w:t>
+                              <w:t xml:space="preserve">{{estimator_name}}</w:t>
                             </w:r>
                           </w:p>
                         </w:txbxContent>
@@ -772,15 +772,15 @@
                           <w:sz w:val="18"/>
                           <w:szCs w:val="18"/>
                         </w:rPr>
-                        <w:t xml:space="preserve">Troy </w:t>
-                      </w:r>
-                      <w:r>
-                        <w:rPr>
-                          <w:color w:val="404040" w:themeColor="text1" w:themeTint="BF"/>
-                          <w:sz w:val="18"/>
-                          <w:szCs w:val="18"/>
-                        </w:rPr>
-                        <w:t>Holmes</w:t>
+                        <w:t xml:space="preserve">{{estimator_name}}</w:t>
+                      </w:r>
+                      <w:r>
+                        <w:rPr>
+                          <w:color w:val="404040" w:themeColor="text1" w:themeTint="BF"/>
+                          <w:sz w:val="18"/>
+                          <w:szCs w:val="18"/>
+                        </w:rPr>
+                        <w:t/>
                       </w:r>
                     </w:p>
                   </w:txbxContent>

--- a/backend/templates/Direct/xx.xx TREADWELL POLISH PROPOSAL - NewDirect.docx
+++ b/backend/templates/Direct/xx.xx TREADWELL POLISH PROPOSAL - NewDirect.docx
@@ -2034,6 +2034,28 @@
                           <w:p>
                             <w:pPr>
                               <w:pStyle w:val="ListParagraph"/>
+                              <w:spacing w:line="300" w:lineRule="auto"/>
+                              <w:rPr>
+                                <w:rFonts w:ascii="Zetta Serif Book" w:hAnsi="Zetta Serif Book"/>
+                                <w:color w:val="404040" w:themeColor="text1" w:themeTint="BF"/>
+                                <w:sz w:val="18"/>
+                                <w:szCs w:val="18"/>
+                              </w:rPr>
+                            </w:pPr>
+                            <w:r>
+                              <w:rPr>
+                                <w:rFonts w:ascii="Zetta Serif Book" w:hAnsi="Zetta Serif Book"/>
+                                <w:b/>
+                                <w:color w:val="404040" w:themeColor="text1" w:themeTint="BF"/>
+                                <w:sz w:val="18"/>
+                                <w:szCs w:val="18"/>
+                              </w:rPr>
+                              <w:t xml:space="preserve">Base Bid</w:t>
+                            </w:r>
+                          </w:p>
+                          <w:p>
+                            <w:pPr>
+                              <w:pStyle w:val="ListParagraph"/>
                               <w:numPr>
                                 <w:ilvl w:val="0"/>
                                 <w:numId w:val="3"/>
@@ -2054,85 +2076,38 @@
                                 <w:sz w:val="18"/>
                                 <w:szCs w:val="18"/>
                               </w:rPr>
-                              <w:t>$x</w:t>
-                            </w:r>
-                            <w:r>
+                              <w:t xml:space="preserve">{{base_bid_formatted}} – Polished Concrete Flooring as described above (material sales tax INCLUDED)</w:t>
+                            </w:r>
+                          </w:p>
+                          <w:p>
+                            <w:pPr>
+                              <w:pStyle w:val="ListParagraph"/>
+                              <w:numPr>
+                                <w:ilvl w:val="0"/>
+                                <w:numId w:val="3"/>
+                              </w:numPr>
+                              <w:spacing w:line="300" w:lineRule="auto"/>
                               <w:rPr>
                                 <w:rFonts w:ascii="Zetta Serif Book" w:hAnsi="Zetta Serif Book"/>
                                 <w:color w:val="404040" w:themeColor="text1" w:themeTint="BF"/>
                                 <w:sz w:val="18"/>
                                 <w:szCs w:val="18"/>
                               </w:rPr>
-                              <w:t xml:space="preserve"> – </w:t>
-                            </w:r>
-                            <w:r>
-                              <w:rPr>
-                                <w:rFonts w:ascii="Zetta Serif Book" w:hAnsi="Zetta Serif Book"/>
+                            </w:pPr>
+                            <w:r>
+                              <w:rPr>
+                                <w:rFonts w:ascii="Zetta Serif Book" w:hAnsi="Zetta Serif Book"/>
+                                <w:b/>
                                 <w:color w:val="404040" w:themeColor="text1" w:themeTint="BF"/>
                                 <w:sz w:val="18"/>
                                 <w:szCs w:val="18"/>
                               </w:rPr>
-                              <w:t>Polished Concrete</w:t>
-                            </w:r>
-                            <w:r>
-                              <w:rPr>
-                                <w:rFonts w:ascii="Zetta Serif Book" w:hAnsi="Zetta Serif Book"/>
-                                <w:color w:val="404040" w:themeColor="text1" w:themeTint="BF"/>
-                                <w:sz w:val="18"/>
-                                <w:szCs w:val="18"/>
-                              </w:rPr>
-                              <w:t xml:space="preserve"> </w:t>
-                            </w:r>
-                            <w:r>
-                              <w:rPr>
-                                <w:rFonts w:ascii="Zetta Serif Book" w:hAnsi="Zetta Serif Book"/>
-                                <w:color w:val="404040" w:themeColor="text1" w:themeTint="BF"/>
-                                <w:sz w:val="18"/>
-                                <w:szCs w:val="18"/>
-                              </w:rPr>
-                              <w:t xml:space="preserve">Flooring </w:t>
-                            </w:r>
-                            <w:r>
-                              <w:rPr>
-                                <w:rFonts w:ascii="Zetta Serif Book" w:hAnsi="Zetta Serif Book"/>
-                                <w:color w:val="404040" w:themeColor="text1" w:themeTint="BF"/>
-                                <w:sz w:val="18"/>
-                                <w:szCs w:val="18"/>
-                              </w:rPr>
-                              <w:t xml:space="preserve">as described above </w:t>
-                            </w:r>
-                            <w:r>
-                              <w:rPr>
-                                <w:rFonts w:ascii="Zetta Serif Book" w:hAnsi="Zetta Serif Book"/>
-                                <w:i/>
-                                <w:iCs/>
-                                <w:color w:val="404040" w:themeColor="text1" w:themeTint="BF"/>
-                                <w:sz w:val="18"/>
-                                <w:szCs w:val="18"/>
-                              </w:rPr>
-                              <w:t>(</w:t>
-                            </w:r>
-                            <w:r>
-                              <w:rPr>
-                                <w:rFonts w:ascii="Zetta Serif Book" w:hAnsi="Zetta Serif Book"/>
-                                <w:i/>
-                                <w:iCs/>
-                                <w:color w:val="404040" w:themeColor="text1" w:themeTint="BF"/>
-                                <w:sz w:val="18"/>
-                                <w:szCs w:val="18"/>
-                              </w:rPr>
-                              <w:t xml:space="preserve">material sales </w:t>
-                            </w:r>
-                            <w:r>
-                              <w:rPr>
-                                <w:rFonts w:ascii="Zetta Serif Book" w:hAnsi="Zetta Serif Book"/>
-                                <w:i/>
-                                <w:iCs/>
-                                <w:color w:val="404040" w:themeColor="text1" w:themeTint="BF"/>
-                                <w:sz w:val="18"/>
-                                <w:szCs w:val="18"/>
-                              </w:rPr>
-                              <w:t>tax INCLUDED)</w:t>
+                              <w:t xml:space="preserve">{{material_tax_formatted}} – Material Sales Tax</w:t>
+                            </w:r>
+                          </w:p>
+                          <w:p>
+                            <w:r>
+                              <w:t xml:space="preserve">{{#remodel}}</w:t>
                             </w:r>
                           </w:p>
                           <w:p>
@@ -2159,70 +2134,12 @@
                                 <w:highlight w:val="yellow"/>
                                 <w:u w:val="single"/>
                               </w:rPr>
-                              <w:t>$</w:t>
-                            </w:r>
-                            <w:r>
-                              <w:rPr>
-                                <w:rFonts w:ascii="Zetta Serif Book" w:hAnsi="Zetta Serif Book"/>
-                                <w:color w:val="404040" w:themeColor="text1" w:themeTint="BF"/>
-                                <w:sz w:val="18"/>
-                                <w:szCs w:val="18"/>
-                                <w:highlight w:val="yellow"/>
-                                <w:u w:val="single"/>
-                              </w:rPr>
-                              <w:t xml:space="preserve">    </w:t>
-                            </w:r>
-                            <w:r>
-                              <w:rPr>
-                                <w:rFonts w:ascii="Zetta Serif Book" w:hAnsi="Zetta Serif Book"/>
-                                <w:color w:val="404040" w:themeColor="text1" w:themeTint="BF"/>
-                                <w:sz w:val="18"/>
-                                <w:szCs w:val="18"/>
-                                <w:highlight w:val="yellow"/>
-                                <w:u w:val="single"/>
-                              </w:rPr>
-                              <w:t>x</w:t>
-                            </w:r>
-                            <w:r>
-                              <w:rPr>
-                                <w:rFonts w:ascii="Zetta Serif Book" w:hAnsi="Zetta Serif Book"/>
-                                <w:color w:val="404040" w:themeColor="text1" w:themeTint="BF"/>
-                                <w:sz w:val="18"/>
-                                <w:szCs w:val="18"/>
-                                <w:highlight w:val="yellow"/>
-                                <w:u w:val="single"/>
-                              </w:rPr>
-                              <w:t>x</w:t>
-                            </w:r>
-                            <w:r>
-                              <w:rPr>
-                                <w:rFonts w:ascii="Zetta Serif Book" w:hAnsi="Zetta Serif Book"/>
-                                <w:color w:val="404040" w:themeColor="text1" w:themeTint="BF"/>
-                                <w:sz w:val="18"/>
-                                <w:szCs w:val="18"/>
-                                <w:highlight w:val="yellow"/>
-                                <w:u w:val="single"/>
-                              </w:rPr>
-                              <w:t xml:space="preserve"> </w:t>
-                            </w:r>
-                            <w:r>
-                              <w:rPr>
-                                <w:rFonts w:ascii="Zetta Serif Book" w:hAnsi="Zetta Serif Book"/>
-                                <w:color w:val="404040" w:themeColor="text1" w:themeTint="BF"/>
-                                <w:sz w:val="18"/>
-                                <w:szCs w:val="18"/>
-                                <w:highlight w:val="yellow"/>
-                              </w:rPr>
-                              <w:t>– Kansas</w:t>
-                            </w:r>
-                            <w:r>
-                              <w:rPr>
-                                <w:rFonts w:ascii="Zetta Serif Book" w:hAnsi="Zetta Serif Book"/>
-                                <w:color w:val="404040" w:themeColor="text1" w:themeTint="BF"/>
-                                <w:sz w:val="18"/>
-                                <w:szCs w:val="18"/>
-                              </w:rPr>
-                              <w:t xml:space="preserve"> Remodel Tax</w:t>
+                              <w:t xml:space="preserve">{{remodel.amount_formatted}} – Kansas Remodel Tax</w:t>
+                            </w:r>
+                          </w:p>
+                          <w:p>
+                            <w:r>
+                              <w:t xml:space="preserve">{{/remodel}}</w:t>
                             </w:r>
                           </w:p>
                           <w:p>
@@ -2447,7 +2364,7 @@
                                 <w:sz w:val="18"/>
                                 <w:szCs w:val="18"/>
                               </w:rPr>
-                              <w:t xml:space="preserve">{{alternate.remodel_tax}} – {{state_name}} Remodel Tax</w:t>
+                              <w:t xml:space="preserve">{{alternate.remodel_tax}} – Kansas Remodel Tax</w:t>
                             </w:r>
                           </w:p>
                           <w:p>
@@ -2786,6 +2703,28 @@
                     <w:p>
                       <w:pPr>
                         <w:pStyle w:val="ListParagraph"/>
+                        <w:spacing w:line="300" w:lineRule="auto"/>
+                        <w:rPr>
+                          <w:rFonts w:ascii="Zetta Serif Book" w:hAnsi="Zetta Serif Book"/>
+                          <w:color w:val="404040" w:themeColor="text1" w:themeTint="BF"/>
+                          <w:sz w:val="18"/>
+                          <w:szCs w:val="18"/>
+                        </w:rPr>
+                      </w:pPr>
+                      <w:r>
+                        <w:rPr>
+                          <w:rFonts w:ascii="Zetta Serif Book" w:hAnsi="Zetta Serif Book"/>
+                          <w:b/>
+                          <w:color w:val="404040" w:themeColor="text1" w:themeTint="BF"/>
+                          <w:sz w:val="18"/>
+                          <w:szCs w:val="18"/>
+                        </w:rPr>
+                        <w:t xml:space="preserve">Base Bid</w:t>
+                      </w:r>
+                    </w:p>
+                    <w:p>
+                      <w:pPr>
+                        <w:pStyle w:val="ListParagraph"/>
                         <w:numPr>
                           <w:ilvl w:val="0"/>
                           <w:numId w:val="3"/>
@@ -2806,85 +2745,38 @@
                           <w:sz w:val="18"/>
                           <w:szCs w:val="18"/>
                         </w:rPr>
-                        <w:t>$x</w:t>
-                      </w:r>
-                      <w:r>
+                        <w:t xml:space="preserve">{{base_bid_formatted}} – Polished Concrete Flooring as described above (material sales tax INCLUDED)</w:t>
+                      </w:r>
+                    </w:p>
+                    <w:p>
+                      <w:pPr>
+                        <w:pStyle w:val="ListParagraph"/>
+                        <w:numPr>
+                          <w:ilvl w:val="0"/>
+                          <w:numId w:val="3"/>
+                        </w:numPr>
+                        <w:spacing w:line="300" w:lineRule="auto"/>
                         <w:rPr>
                           <w:rFonts w:ascii="Zetta Serif Book" w:hAnsi="Zetta Serif Book"/>
                           <w:color w:val="404040" w:themeColor="text1" w:themeTint="BF"/>
                           <w:sz w:val="18"/>
                           <w:szCs w:val="18"/>
                         </w:rPr>
-                        <w:t xml:space="preserve"> – </w:t>
-                      </w:r>
-                      <w:r>
-                        <w:rPr>
-                          <w:rFonts w:ascii="Zetta Serif Book" w:hAnsi="Zetta Serif Book"/>
+                      </w:pPr>
+                      <w:r>
+                        <w:rPr>
+                          <w:rFonts w:ascii="Zetta Serif Book" w:hAnsi="Zetta Serif Book"/>
+                          <w:b/>
                           <w:color w:val="404040" w:themeColor="text1" w:themeTint="BF"/>
                           <w:sz w:val="18"/>
                           <w:szCs w:val="18"/>
                         </w:rPr>
-                        <w:t>Polished Concrete</w:t>
-                      </w:r>
-                      <w:r>
-                        <w:rPr>
-                          <w:rFonts w:ascii="Zetta Serif Book" w:hAnsi="Zetta Serif Book"/>
-                          <w:color w:val="404040" w:themeColor="text1" w:themeTint="BF"/>
-                          <w:sz w:val="18"/>
-                          <w:szCs w:val="18"/>
-                        </w:rPr>
-                        <w:t xml:space="preserve"> </w:t>
-                      </w:r>
-                      <w:r>
-                        <w:rPr>
-                          <w:rFonts w:ascii="Zetta Serif Book" w:hAnsi="Zetta Serif Book"/>
-                          <w:color w:val="404040" w:themeColor="text1" w:themeTint="BF"/>
-                          <w:sz w:val="18"/>
-                          <w:szCs w:val="18"/>
-                        </w:rPr>
-                        <w:t xml:space="preserve">Flooring </w:t>
-                      </w:r>
-                      <w:r>
-                        <w:rPr>
-                          <w:rFonts w:ascii="Zetta Serif Book" w:hAnsi="Zetta Serif Book"/>
-                          <w:color w:val="404040" w:themeColor="text1" w:themeTint="BF"/>
-                          <w:sz w:val="18"/>
-                          <w:szCs w:val="18"/>
-                        </w:rPr>
-                        <w:t xml:space="preserve">as described above </w:t>
-                      </w:r>
-                      <w:r>
-                        <w:rPr>
-                          <w:rFonts w:ascii="Zetta Serif Book" w:hAnsi="Zetta Serif Book"/>
-                          <w:i/>
-                          <w:iCs/>
-                          <w:color w:val="404040" w:themeColor="text1" w:themeTint="BF"/>
-                          <w:sz w:val="18"/>
-                          <w:szCs w:val="18"/>
-                        </w:rPr>
-                        <w:t>(</w:t>
-                      </w:r>
-                      <w:r>
-                        <w:rPr>
-                          <w:rFonts w:ascii="Zetta Serif Book" w:hAnsi="Zetta Serif Book"/>
-                          <w:i/>
-                          <w:iCs/>
-                          <w:color w:val="404040" w:themeColor="text1" w:themeTint="BF"/>
-                          <w:sz w:val="18"/>
-                          <w:szCs w:val="18"/>
-                        </w:rPr>
-                        <w:t xml:space="preserve">material sales </w:t>
-                      </w:r>
-                      <w:r>
-                        <w:rPr>
-                          <w:rFonts w:ascii="Zetta Serif Book" w:hAnsi="Zetta Serif Book"/>
-                          <w:i/>
-                          <w:iCs/>
-                          <w:color w:val="404040" w:themeColor="text1" w:themeTint="BF"/>
-                          <w:sz w:val="18"/>
-                          <w:szCs w:val="18"/>
-                        </w:rPr>
-                        <w:t>tax INCLUDED)</w:t>
+                        <w:t xml:space="preserve">{{material_tax_formatted}} – Material Sales Tax</w:t>
+                      </w:r>
+                    </w:p>
+                    <w:p>
+                      <w:r>
+                        <w:t xml:space="preserve">{{#remodel}}</w:t>
                       </w:r>
                     </w:p>
                     <w:p>
@@ -2911,70 +2803,12 @@
                           <w:highlight w:val="yellow"/>
                           <w:u w:val="single"/>
                         </w:rPr>
-                        <w:t>$</w:t>
-                      </w:r>
-                      <w:r>
-                        <w:rPr>
-                          <w:rFonts w:ascii="Zetta Serif Book" w:hAnsi="Zetta Serif Book"/>
-                          <w:color w:val="404040" w:themeColor="text1" w:themeTint="BF"/>
-                          <w:sz w:val="18"/>
-                          <w:szCs w:val="18"/>
-                          <w:highlight w:val="yellow"/>
-                          <w:u w:val="single"/>
-                        </w:rPr>
-                        <w:t xml:space="preserve">    </w:t>
-                      </w:r>
-                      <w:r>
-                        <w:rPr>
-                          <w:rFonts w:ascii="Zetta Serif Book" w:hAnsi="Zetta Serif Book"/>
-                          <w:color w:val="404040" w:themeColor="text1" w:themeTint="BF"/>
-                          <w:sz w:val="18"/>
-                          <w:szCs w:val="18"/>
-                          <w:highlight w:val="yellow"/>
-                          <w:u w:val="single"/>
-                        </w:rPr>
-                        <w:t>x</w:t>
-                      </w:r>
-                      <w:r>
-                        <w:rPr>
-                          <w:rFonts w:ascii="Zetta Serif Book" w:hAnsi="Zetta Serif Book"/>
-                          <w:color w:val="404040" w:themeColor="text1" w:themeTint="BF"/>
-                          <w:sz w:val="18"/>
-                          <w:szCs w:val="18"/>
-                          <w:highlight w:val="yellow"/>
-                          <w:u w:val="single"/>
-                        </w:rPr>
-                        <w:t>x</w:t>
-                      </w:r>
-                      <w:r>
-                        <w:rPr>
-                          <w:rFonts w:ascii="Zetta Serif Book" w:hAnsi="Zetta Serif Book"/>
-                          <w:color w:val="404040" w:themeColor="text1" w:themeTint="BF"/>
-                          <w:sz w:val="18"/>
-                          <w:szCs w:val="18"/>
-                          <w:highlight w:val="yellow"/>
-                          <w:u w:val="single"/>
-                        </w:rPr>
-                        <w:t xml:space="preserve"> </w:t>
-                      </w:r>
-                      <w:r>
-                        <w:rPr>
-                          <w:rFonts w:ascii="Zetta Serif Book" w:hAnsi="Zetta Serif Book"/>
-                          <w:color w:val="404040" w:themeColor="text1" w:themeTint="BF"/>
-                          <w:sz w:val="18"/>
-                          <w:szCs w:val="18"/>
-                          <w:highlight w:val="yellow"/>
-                        </w:rPr>
-                        <w:t>– Kansas</w:t>
-                      </w:r>
-                      <w:r>
-                        <w:rPr>
-                          <w:rFonts w:ascii="Zetta Serif Book" w:hAnsi="Zetta Serif Book"/>
-                          <w:color w:val="404040" w:themeColor="text1" w:themeTint="BF"/>
-                          <w:sz w:val="18"/>
-                          <w:szCs w:val="18"/>
-                        </w:rPr>
-                        <w:t xml:space="preserve"> Remodel Tax</w:t>
+                        <w:t xml:space="preserve">{{remodel.amount_formatted}} – Kansas Remodel Tax</w:t>
+                      </w:r>
+                    </w:p>
+                    <w:p>
+                      <w:r>
+                        <w:t xml:space="preserve">{{/remodel}}</w:t>
                       </w:r>
                     </w:p>
                     <w:p>
@@ -3199,7 +3033,7 @@
                           <w:sz w:val="18"/>
                           <w:szCs w:val="18"/>
                         </w:rPr>
-                        <w:t xml:space="preserve">{{alternate.remodel_tax}} – {{state_name}} Remodel Tax</w:t>
+                        <w:t xml:space="preserve">{{alternate.remodel_tax}} – Kansas Remodel Tax</w:t>
                       </w:r>
                     </w:p>
                     <w:p>

--- a/backend/templates/Direct/xx.xx TREADWELL POLISH PROPOSAL - NewDirect.docx
+++ b/backend/templates/Direct/xx.xx TREADWELL POLISH PROPOSAL - NewDirect.docx
@@ -1053,7 +1053,7 @@
                                 <w:sz w:val="16"/>
                                 <w:szCs w:val="16"/>
                               </w:rPr>
-                              <w:t>Scope:</w:t>
+                              <w:t xml:space="preserve">Scope:</w:t>
                             </w:r>
                             <w:r>
                               <w:rPr>
@@ -1062,173 +1062,7 @@
                                 <w:sz w:val="16"/>
                                 <w:szCs w:val="16"/>
                               </w:rPr>
-                              <w:t xml:space="preserve"> </w:t>
-                            </w:r>
-                            <w:r>
-                              <w:rPr>
-                                <w:rFonts w:ascii="Zetta Serif Book" w:hAnsi="Zetta Serif Book"/>
-                                <w:color w:val="404040" w:themeColor="text1" w:themeTint="BF"/>
-                                <w:sz w:val="16"/>
-                                <w:szCs w:val="16"/>
-                              </w:rPr>
-                              <w:tab/>
-                            </w:r>
-                            <w:r>
-                              <w:rPr>
-                                <w:rFonts w:ascii="Zetta Serif Book" w:hAnsi="Zetta Serif Book"/>
-                                <w:color w:val="404040" w:themeColor="text1" w:themeTint="BF"/>
-                                <w:sz w:val="16"/>
-                                <w:szCs w:val="16"/>
-                              </w:rPr>
-                              <w:t xml:space="preserve">Demo existing flooring &amp; place in a </w:t>
-                            </w:r>
-                            <w:r>
-                              <w:rPr>
-                                <w:rFonts w:ascii="Zetta Serif Book" w:hAnsi="Zetta Serif Book"/>
-                                <w:b/>
-                                <w:bCs/>
-                                <w:color w:val="404040" w:themeColor="text1" w:themeTint="BF"/>
-                                <w:sz w:val="16"/>
-                                <w:szCs w:val="16"/>
-                                <w:u w:val="single"/>
-                              </w:rPr>
-                              <w:t xml:space="preserve">{{disposal}}</w:t>
-                            </w:r>
-                          </w:p>
-                          <w:p>
-                            <w:pPr>
-                              <w:pStyle w:val="ListParagraph"/>
-                              <w:tabs>
-                                <w:tab w:val="left" w:pos="1080"/>
-                              </w:tabs>
-                              <w:spacing w:line="300" w:lineRule="auto"/>
-                              <w:ind w:left="288"/>
-                              <w:rPr>
-                                <w:rFonts w:ascii="Zetta Serif Book" w:hAnsi="Zetta Serif Book"/>
-                                <w:color w:val="404040" w:themeColor="text1" w:themeTint="BF"/>
-                                <w:sz w:val="16"/>
-                                <w:szCs w:val="16"/>
-                              </w:rPr>
-                            </w:pPr>
-                            <w:r>
-                              <w:rPr>
-                                <w:rFonts w:ascii="Zetta Serif Book" w:hAnsi="Zetta Serif Book"/>
-                                <w:color w:val="404040" w:themeColor="text1" w:themeTint="BF"/>
-                                <w:sz w:val="16"/>
-                                <w:szCs w:val="16"/>
-                              </w:rPr>
-                              <w:tab/>
-                              <w:t>Fill concrete joints with backer rod and polyurea caulking.  Patch minor divots.</w:t>
-                            </w:r>
-                          </w:p>
-                          <w:p>
-                            <w:pPr>
-                              <w:pStyle w:val="ListParagraph"/>
-                              <w:tabs>
-                                <w:tab w:val="left" w:pos="1080"/>
-                              </w:tabs>
-                              <w:spacing w:line="300" w:lineRule="auto"/>
-                              <w:ind w:left="288"/>
-                              <w:rPr>
-                                <w:rFonts w:ascii="Zetta Serif Book" w:hAnsi="Zetta Serif Book"/>
-                                <w:color w:val="404040" w:themeColor="text1" w:themeTint="BF"/>
-                                <w:sz w:val="16"/>
-                                <w:szCs w:val="16"/>
-                              </w:rPr>
-                            </w:pPr>
-                            <w:r>
-                              <w:rPr>
-                                <w:rFonts w:ascii="Zetta Serif Book" w:hAnsi="Zetta Serif Book"/>
-                                <w:color w:val="404040" w:themeColor="text1" w:themeTint="BF"/>
-                                <w:sz w:val="16"/>
-                                <w:szCs w:val="16"/>
-                              </w:rPr>
-                              <w:tab/>
-                            </w:r>
-                            <w:r>
-                              <w:rPr>
-                                <w:rFonts w:ascii="Zetta Serif Book" w:hAnsi="Zetta Serif Book"/>
-                                <w:color w:val="404040" w:themeColor="text1" w:themeTint="BF"/>
-                                <w:sz w:val="16"/>
-                                <w:szCs w:val="16"/>
-                              </w:rPr>
-                              <w:t xml:space="preserve">Grind and polish concrete with successive passes using finer grit pads for each pass  </w:t>
-                            </w:r>
-                          </w:p>
-                          <w:p>
-                            <w:pPr>
-                              <w:pStyle w:val="ListParagraph"/>
-                              <w:tabs>
-                                <w:tab w:val="left" w:pos="1080"/>
-                              </w:tabs>
-                              <w:spacing w:line="300" w:lineRule="auto"/>
-                              <w:ind w:left="288"/>
-                              <w:rPr>
-                                <w:rFonts w:ascii="Zetta Serif Book" w:hAnsi="Zetta Serif Book"/>
-                                <w:color w:val="404040" w:themeColor="text1" w:themeTint="BF"/>
-                                <w:sz w:val="16"/>
-                                <w:szCs w:val="16"/>
-                              </w:rPr>
-                            </w:pPr>
-                            <w:r>
-                              <w:rPr>
-                                <w:rFonts w:ascii="Zetta Serif Book" w:hAnsi="Zetta Serif Book"/>
-                                <w:color w:val="404040" w:themeColor="text1" w:themeTint="BF"/>
-                                <w:sz w:val="16"/>
-                                <w:szCs w:val="16"/>
-                              </w:rPr>
-                              <w:tab/>
-                              <w:t>Apply hardener/densifier &amp; topical sealer</w:t>
-                            </w:r>
-                          </w:p>
-                          <w:p>
-                            <w:pPr>
-                              <w:tabs>
-                                <w:tab w:val="left" w:pos="1080"/>
-                              </w:tabs>
-                              <w:spacing w:line="300" w:lineRule="auto"/>
-                              <w:ind w:left="1080"/>
-                              <w:rPr>
-                                <w:rFonts w:ascii="Zetta Serif Book" w:hAnsi="Zetta Serif Book"/>
-                                <w:color w:val="404040" w:themeColor="text1" w:themeTint="BF"/>
-                                <w:sz w:val="16"/>
-                                <w:szCs w:val="16"/>
-                              </w:rPr>
-                            </w:pPr>
-                            <w:r>
-                              <w:rPr>
-                                <w:rFonts w:ascii="Zetta Serif Book" w:hAnsi="Zetta Serif Book"/>
-                                <w:color w:val="404040" w:themeColor="text1" w:themeTint="BF"/>
-                                <w:sz w:val="16"/>
-                                <w:szCs w:val="16"/>
-                              </w:rPr>
-                              <w:t xml:space="preserve">Perform high-speed burnish </w:t>
-                            </w:r>
-                          </w:p>
-                          <w:p>
-                            <w:pPr>
-                              <w:pStyle w:val="ListParagraph"/>
-                              <w:tabs>
-                                <w:tab w:val="left" w:pos="1080"/>
-                              </w:tabs>
-                              <w:spacing w:line="300" w:lineRule="auto"/>
-                              <w:ind w:left="288"/>
-                              <w:rPr>
-                                <w:rFonts w:ascii="Zetta Serif Book" w:hAnsi="Zetta Serif Book"/>
-                                <w:color w:val="404040" w:themeColor="text1" w:themeTint="BF"/>
-                                <w:sz w:val="16"/>
-                                <w:szCs w:val="16"/>
-                              </w:rPr>
-                            </w:pPr>
-                            <w:r>
-                              <w:rPr>
-                                <w:rFonts w:ascii="Zetta Serif Book" w:hAnsi="Zetta Serif Book"/>
-                                <w:color w:val="404040" w:themeColor="text1" w:themeTint="BF"/>
-                                <w:sz w:val="16"/>
-                                <w:szCs w:val="16"/>
-                              </w:rPr>
-                              <w:tab/>
-                              <w:t>Assumes polish over: clean, sound &amp; solid concrete substrate</w:t>
+                              <w:t xml:space="preserve">  {{scope_notes}}</w:t>
                             </w:r>
                           </w:p>
                           <w:p>
@@ -1612,7 +1446,7 @@
                           <w:sz w:val="16"/>
                           <w:szCs w:val="16"/>
                         </w:rPr>
-                        <w:t>Scope:</w:t>
+                        <w:t xml:space="preserve">Scope:</w:t>
                       </w:r>
                       <w:r>
                         <w:rPr>
@@ -1621,173 +1455,7 @@
                           <w:sz w:val="16"/>
                           <w:szCs w:val="16"/>
                         </w:rPr>
-                        <w:t xml:space="preserve"> </w:t>
-                      </w:r>
-                      <w:r>
-                        <w:rPr>
-                          <w:rFonts w:ascii="Zetta Serif Book" w:hAnsi="Zetta Serif Book"/>
-                          <w:color w:val="404040" w:themeColor="text1" w:themeTint="BF"/>
-                          <w:sz w:val="16"/>
-                          <w:szCs w:val="16"/>
-                        </w:rPr>
-                        <w:tab/>
-                      </w:r>
-                      <w:r>
-                        <w:rPr>
-                          <w:rFonts w:ascii="Zetta Serif Book" w:hAnsi="Zetta Serif Book"/>
-                          <w:color w:val="404040" w:themeColor="text1" w:themeTint="BF"/>
-                          <w:sz w:val="16"/>
-                          <w:szCs w:val="16"/>
-                        </w:rPr>
-                        <w:t xml:space="preserve">Demo existing flooring &amp; place in a </w:t>
-                      </w:r>
-                      <w:r>
-                        <w:rPr>
-                          <w:rFonts w:ascii="Zetta Serif Book" w:hAnsi="Zetta Serif Book"/>
-                          <w:b/>
-                          <w:bCs/>
-                          <w:color w:val="404040" w:themeColor="text1" w:themeTint="BF"/>
-                          <w:sz w:val="16"/>
-                          <w:szCs w:val="16"/>
-                          <w:u w:val="single"/>
-                        </w:rPr>
-                        <w:t xml:space="preserve">{{disposal}}</w:t>
-                      </w:r>
-                    </w:p>
-                    <w:p>
-                      <w:pPr>
-                        <w:pStyle w:val="ListParagraph"/>
-                        <w:tabs>
-                          <w:tab w:val="left" w:pos="1080"/>
-                        </w:tabs>
-                        <w:spacing w:line="300" w:lineRule="auto"/>
-                        <w:ind w:left="288"/>
-                        <w:rPr>
-                          <w:rFonts w:ascii="Zetta Serif Book" w:hAnsi="Zetta Serif Book"/>
-                          <w:color w:val="404040" w:themeColor="text1" w:themeTint="BF"/>
-                          <w:sz w:val="16"/>
-                          <w:szCs w:val="16"/>
-                        </w:rPr>
-                      </w:pPr>
-                      <w:r>
-                        <w:rPr>
-                          <w:rFonts w:ascii="Zetta Serif Book" w:hAnsi="Zetta Serif Book"/>
-                          <w:color w:val="404040" w:themeColor="text1" w:themeTint="BF"/>
-                          <w:sz w:val="16"/>
-                          <w:szCs w:val="16"/>
-                        </w:rPr>
-                        <w:tab/>
-                        <w:t>Fill concrete joints with backer rod and polyurea caulking.  Patch minor divots.</w:t>
-                      </w:r>
-                    </w:p>
-                    <w:p>
-                      <w:pPr>
-                        <w:pStyle w:val="ListParagraph"/>
-                        <w:tabs>
-                          <w:tab w:val="left" w:pos="1080"/>
-                        </w:tabs>
-                        <w:spacing w:line="300" w:lineRule="auto"/>
-                        <w:ind w:left="288"/>
-                        <w:rPr>
-                          <w:rFonts w:ascii="Zetta Serif Book" w:hAnsi="Zetta Serif Book"/>
-                          <w:color w:val="404040" w:themeColor="text1" w:themeTint="BF"/>
-                          <w:sz w:val="16"/>
-                          <w:szCs w:val="16"/>
-                        </w:rPr>
-                      </w:pPr>
-                      <w:r>
-                        <w:rPr>
-                          <w:rFonts w:ascii="Zetta Serif Book" w:hAnsi="Zetta Serif Book"/>
-                          <w:color w:val="404040" w:themeColor="text1" w:themeTint="BF"/>
-                          <w:sz w:val="16"/>
-                          <w:szCs w:val="16"/>
-                        </w:rPr>
-                        <w:tab/>
-                      </w:r>
-                      <w:r>
-                        <w:rPr>
-                          <w:rFonts w:ascii="Zetta Serif Book" w:hAnsi="Zetta Serif Book"/>
-                          <w:color w:val="404040" w:themeColor="text1" w:themeTint="BF"/>
-                          <w:sz w:val="16"/>
-                          <w:szCs w:val="16"/>
-                        </w:rPr>
-                        <w:t xml:space="preserve">Grind and polish concrete with successive passes using finer grit pads for each pass  </w:t>
-                      </w:r>
-                    </w:p>
-                    <w:p>
-                      <w:pPr>
-                        <w:pStyle w:val="ListParagraph"/>
-                        <w:tabs>
-                          <w:tab w:val="left" w:pos="1080"/>
-                        </w:tabs>
-                        <w:spacing w:line="300" w:lineRule="auto"/>
-                        <w:ind w:left="288"/>
-                        <w:rPr>
-                          <w:rFonts w:ascii="Zetta Serif Book" w:hAnsi="Zetta Serif Book"/>
-                          <w:color w:val="404040" w:themeColor="text1" w:themeTint="BF"/>
-                          <w:sz w:val="16"/>
-                          <w:szCs w:val="16"/>
-                        </w:rPr>
-                      </w:pPr>
-                      <w:r>
-                        <w:rPr>
-                          <w:rFonts w:ascii="Zetta Serif Book" w:hAnsi="Zetta Serif Book"/>
-                          <w:color w:val="404040" w:themeColor="text1" w:themeTint="BF"/>
-                          <w:sz w:val="16"/>
-                          <w:szCs w:val="16"/>
-                        </w:rPr>
-                        <w:tab/>
-                        <w:t>Apply hardener/densifier &amp; topical sealer</w:t>
-                      </w:r>
-                    </w:p>
-                    <w:p>
-                      <w:pPr>
-                        <w:tabs>
-                          <w:tab w:val="left" w:pos="1080"/>
-                        </w:tabs>
-                        <w:spacing w:line="300" w:lineRule="auto"/>
-                        <w:ind w:left="1080"/>
-                        <w:rPr>
-                          <w:rFonts w:ascii="Zetta Serif Book" w:hAnsi="Zetta Serif Book"/>
-                          <w:color w:val="404040" w:themeColor="text1" w:themeTint="BF"/>
-                          <w:sz w:val="16"/>
-                          <w:szCs w:val="16"/>
-                        </w:rPr>
-                      </w:pPr>
-                      <w:r>
-                        <w:rPr>
-                          <w:rFonts w:ascii="Zetta Serif Book" w:hAnsi="Zetta Serif Book"/>
-                          <w:color w:val="404040" w:themeColor="text1" w:themeTint="BF"/>
-                          <w:sz w:val="16"/>
-                          <w:szCs w:val="16"/>
-                        </w:rPr>
-                        <w:t xml:space="preserve">Perform high-speed burnish </w:t>
-                      </w:r>
-                    </w:p>
-                    <w:p>
-                      <w:pPr>
-                        <w:pStyle w:val="ListParagraph"/>
-                        <w:tabs>
-                          <w:tab w:val="left" w:pos="1080"/>
-                        </w:tabs>
-                        <w:spacing w:line="300" w:lineRule="auto"/>
-                        <w:ind w:left="288"/>
-                        <w:rPr>
-                          <w:rFonts w:ascii="Zetta Serif Book" w:hAnsi="Zetta Serif Book"/>
-                          <w:color w:val="404040" w:themeColor="text1" w:themeTint="BF"/>
-                          <w:sz w:val="16"/>
-                          <w:szCs w:val="16"/>
-                        </w:rPr>
-                      </w:pPr>
-                      <w:r>
-                        <w:rPr>
-                          <w:rFonts w:ascii="Zetta Serif Book" w:hAnsi="Zetta Serif Book"/>
-                          <w:color w:val="404040" w:themeColor="text1" w:themeTint="BF"/>
-                          <w:sz w:val="16"/>
-                          <w:szCs w:val="16"/>
-                        </w:rPr>
-                        <w:tab/>
-                        <w:t>Assumes polish over: clean, sound &amp; solid concrete substrate</w:t>
+                        <w:t xml:space="preserve">  {{scope_notes}}</w:t>
                       </w:r>
                     </w:p>
                     <w:p>
@@ -2458,156 +2126,6 @@
                           </w:p>
                           <w:p>
                             <w:pPr>
-                              <w:pStyle w:val="ListParagraph"/>
-                              <w:numPr>
-                                <w:ilvl w:val="0"/>
-                                <w:numId w:val="3"/>
-                              </w:numPr>
-                              <w:spacing w:line="300" w:lineRule="auto"/>
-                              <w:rPr>
-                                <w:rFonts w:ascii="Zetta Serif Book" w:hAnsi="Zetta Serif Book"/>
-                                <w:color w:val="404040" w:themeColor="text1" w:themeTint="BF"/>
-                                <w:sz w:val="18"/>
-                                <w:szCs w:val="18"/>
-                              </w:rPr>
-                            </w:pPr>
-                            <w:r>
-                              <w:rPr>
-                                <w:rFonts w:ascii="Zetta Serif Book" w:hAnsi="Zetta Serif Book"/>
-                                <w:color w:val="404040" w:themeColor="text1" w:themeTint="BF"/>
-                                <w:sz w:val="18"/>
-                                <w:szCs w:val="18"/>
-                              </w:rPr>
-                              <w:t xml:space="preserve">$x – Add for </w:t>
-                            </w:r>
-                          </w:p>
-                          <w:p>
-                            <w:pPr>
-                              <w:pStyle w:val="ListParagraph"/>
-                              <w:numPr>
-                                <w:ilvl w:val="0"/>
-                                <w:numId w:val="3"/>
-                              </w:numPr>
-                              <w:spacing w:line="300" w:lineRule="auto"/>
-                              <w:rPr>
-                                <w:rFonts w:ascii="Zetta Serif Book" w:hAnsi="Zetta Serif Book"/>
-                                <w:color w:val="404040" w:themeColor="text1" w:themeTint="BF"/>
-                                <w:sz w:val="18"/>
-                                <w:szCs w:val="18"/>
-                              </w:rPr>
-                            </w:pPr>
-                            <w:r>
-                              <w:rPr>
-                                <w:rFonts w:ascii="Zetta Serif Book" w:hAnsi="Zetta Serif Book"/>
-                                <w:color w:val="404040" w:themeColor="text1" w:themeTint="BF"/>
-                                <w:sz w:val="18"/>
-                                <w:szCs w:val="18"/>
-                              </w:rPr>
-                              <w:t>$x – Add for</w:t>
-                            </w:r>
-                          </w:p>
-                          <w:p>
-                            <w:pPr>
-                              <w:pStyle w:val="ListParagraph"/>
-                              <w:numPr>
-                                <w:ilvl w:val="0"/>
-                                <w:numId w:val="3"/>
-                              </w:numPr>
-                              <w:rPr>
-                                <w:rFonts w:ascii="Zetta Serif Book" w:hAnsi="Zetta Serif Book"/>
-                                <w:i/>
-                                <w:iCs/>
-                                <w:color w:val="404040" w:themeColor="text1" w:themeTint="BF"/>
-                                <w:sz w:val="18"/>
-                                <w:szCs w:val="18"/>
-                              </w:rPr>
-                            </w:pPr>
-                            <w:r>
-                              <w:rPr>
-                                <w:rFonts w:ascii="Zetta Serif Book" w:hAnsi="Zetta Serif Book"/>
-                                <w:i/>
-                                <w:iCs/>
-                                <w:color w:val="404040" w:themeColor="text1" w:themeTint="BF"/>
-                                <w:sz w:val="18"/>
-                                <w:szCs w:val="18"/>
-                              </w:rPr>
-                              <w:t>($x) – Deduct VE for Grind &amp; Sealed Concrete (</w:t>
-                            </w:r>
-                            <w:r>
-                              <w:rPr>
-                                <w:rFonts w:ascii="Zetta Serif Book" w:hAnsi="Zetta Serif Book"/>
-                                <w:i/>
-                                <w:iCs/>
-                                <w:color w:val="404040" w:themeColor="text1" w:themeTint="BF"/>
-                                <w:sz w:val="16"/>
-                                <w:szCs w:val="16"/>
-                              </w:rPr>
-                              <w:t>2 grinder passes</w:t>
-                            </w:r>
-                            <w:r>
-                              <w:rPr>
-                                <w:rFonts w:ascii="Zetta Serif Book" w:hAnsi="Zetta Serif Book"/>
-                                <w:i/>
-                                <w:iCs/>
-                                <w:color w:val="404040" w:themeColor="text1" w:themeTint="BF"/>
-                                <w:sz w:val="18"/>
-                                <w:szCs w:val="18"/>
-                              </w:rPr>
-                              <w:t>)</w:t>
-                            </w:r>
-                            <w:r>
-                              <w:rPr>
-                                <w:rFonts w:ascii="Zetta Serif Book" w:hAnsi="Zetta Serif Book"/>
-                                <w:i/>
-                                <w:iCs/>
-                                <w:color w:val="404040" w:themeColor="text1" w:themeTint="BF"/>
-                                <w:sz w:val="18"/>
-                                <w:szCs w:val="18"/>
-                              </w:rPr>
-                              <w:t>,</w:t>
-                            </w:r>
-                            <w:r>
-                              <w:rPr>
-                                <w:rFonts w:ascii="Zetta Serif Book" w:hAnsi="Zetta Serif Book"/>
-                                <w:i/>
-                                <w:iCs/>
-                                <w:color w:val="404040" w:themeColor="text1" w:themeTint="BF"/>
-                                <w:sz w:val="18"/>
-                                <w:szCs w:val="18"/>
-                              </w:rPr>
-                              <w:t xml:space="preserve"> in lieu of polished concrete.</w:t>
-                            </w:r>
-                          </w:p>
-                          <w:p>
-                            <w:pPr>
-                              <w:pStyle w:val="ListParagraph"/>
-                              <w:numPr>
-                                <w:ilvl w:val="1"/>
-                                <w:numId w:val="3"/>
-                              </w:numPr>
-                              <w:spacing w:line="300" w:lineRule="auto"/>
-                              <w:ind w:left="1170" w:hanging="180"/>
-                              <w:rPr>
-                                <w:rFonts w:ascii="Zetta Serif Book" w:hAnsi="Zetta Serif Book"/>
-                                <w:color w:val="404040" w:themeColor="text1" w:themeTint="BF"/>
-                                <w:sz w:val="18"/>
-                                <w:szCs w:val="18"/>
-                              </w:rPr>
-                            </w:pPr>
-                            <w:r>
-                              <w:rPr>
-                                <w:rFonts w:ascii="Zetta Serif Book" w:hAnsi="Zetta Serif Book"/>
-                                <w:i/>
-                                <w:iCs/>
-                                <w:color w:val="404040" w:themeColor="text1" w:themeTint="BF"/>
-                                <w:sz w:val="17"/>
-                                <w:szCs w:val="17"/>
-                              </w:rPr>
-                              <w:t>Note: Additional VE may be available upon request.</w:t>
-                            </w:r>
-                          </w:p>
-                          <w:p>
-                            <w:pPr>
                               <w:spacing w:line="300" w:lineRule="auto"/>
                               <w:rPr>
                                 <w:rFonts w:ascii="Zetta Serif Book" w:hAnsi="Zetta Serif Book"/>
@@ -3123,156 +2641,6 @@
                           <w:u w:val="single"/>
                         </w:rPr>
                         <w:t xml:space="preserve">Options </w:t>
-                      </w:r>
-                    </w:p>
-                    <w:p>
-                      <w:pPr>
-                        <w:pStyle w:val="ListParagraph"/>
-                        <w:numPr>
-                          <w:ilvl w:val="0"/>
-                          <w:numId w:val="3"/>
-                        </w:numPr>
-                        <w:spacing w:line="300" w:lineRule="auto"/>
-                        <w:rPr>
-                          <w:rFonts w:ascii="Zetta Serif Book" w:hAnsi="Zetta Serif Book"/>
-                          <w:color w:val="404040" w:themeColor="text1" w:themeTint="BF"/>
-                          <w:sz w:val="18"/>
-                          <w:szCs w:val="18"/>
-                        </w:rPr>
-                      </w:pPr>
-                      <w:r>
-                        <w:rPr>
-                          <w:rFonts w:ascii="Zetta Serif Book" w:hAnsi="Zetta Serif Book"/>
-                          <w:color w:val="404040" w:themeColor="text1" w:themeTint="BF"/>
-                          <w:sz w:val="18"/>
-                          <w:szCs w:val="18"/>
-                        </w:rPr>
-                        <w:t xml:space="preserve">$x – Add for </w:t>
-                      </w:r>
-                    </w:p>
-                    <w:p>
-                      <w:pPr>
-                        <w:pStyle w:val="ListParagraph"/>
-                        <w:numPr>
-                          <w:ilvl w:val="0"/>
-                          <w:numId w:val="3"/>
-                        </w:numPr>
-                        <w:spacing w:line="300" w:lineRule="auto"/>
-                        <w:rPr>
-                          <w:rFonts w:ascii="Zetta Serif Book" w:hAnsi="Zetta Serif Book"/>
-                          <w:color w:val="404040" w:themeColor="text1" w:themeTint="BF"/>
-                          <w:sz w:val="18"/>
-                          <w:szCs w:val="18"/>
-                        </w:rPr>
-                      </w:pPr>
-                      <w:r>
-                        <w:rPr>
-                          <w:rFonts w:ascii="Zetta Serif Book" w:hAnsi="Zetta Serif Book"/>
-                          <w:color w:val="404040" w:themeColor="text1" w:themeTint="BF"/>
-                          <w:sz w:val="18"/>
-                          <w:szCs w:val="18"/>
-                        </w:rPr>
-                        <w:t>$x – Add for</w:t>
-                      </w:r>
-                    </w:p>
-                    <w:p>
-                      <w:pPr>
-                        <w:pStyle w:val="ListParagraph"/>
-                        <w:numPr>
-                          <w:ilvl w:val="0"/>
-                          <w:numId w:val="3"/>
-                        </w:numPr>
-                        <w:rPr>
-                          <w:rFonts w:ascii="Zetta Serif Book" w:hAnsi="Zetta Serif Book"/>
-                          <w:i/>
-                          <w:iCs/>
-                          <w:color w:val="404040" w:themeColor="text1" w:themeTint="BF"/>
-                          <w:sz w:val="18"/>
-                          <w:szCs w:val="18"/>
-                        </w:rPr>
-                      </w:pPr>
-                      <w:r>
-                        <w:rPr>
-                          <w:rFonts w:ascii="Zetta Serif Book" w:hAnsi="Zetta Serif Book"/>
-                          <w:i/>
-                          <w:iCs/>
-                          <w:color w:val="404040" w:themeColor="text1" w:themeTint="BF"/>
-                          <w:sz w:val="18"/>
-                          <w:szCs w:val="18"/>
-                        </w:rPr>
-                        <w:t>($x) – Deduct VE for Grind &amp; Sealed Concrete (</w:t>
-                      </w:r>
-                      <w:r>
-                        <w:rPr>
-                          <w:rFonts w:ascii="Zetta Serif Book" w:hAnsi="Zetta Serif Book"/>
-                          <w:i/>
-                          <w:iCs/>
-                          <w:color w:val="404040" w:themeColor="text1" w:themeTint="BF"/>
-                          <w:sz w:val="16"/>
-                          <w:szCs w:val="16"/>
-                        </w:rPr>
-                        <w:t>2 grinder passes</w:t>
-                      </w:r>
-                      <w:r>
-                        <w:rPr>
-                          <w:rFonts w:ascii="Zetta Serif Book" w:hAnsi="Zetta Serif Book"/>
-                          <w:i/>
-                          <w:iCs/>
-                          <w:color w:val="404040" w:themeColor="text1" w:themeTint="BF"/>
-                          <w:sz w:val="18"/>
-                          <w:szCs w:val="18"/>
-                        </w:rPr>
-                        <w:t>)</w:t>
-                      </w:r>
-                      <w:r>
-                        <w:rPr>
-                          <w:rFonts w:ascii="Zetta Serif Book" w:hAnsi="Zetta Serif Book"/>
-                          <w:i/>
-                          <w:iCs/>
-                          <w:color w:val="404040" w:themeColor="text1" w:themeTint="BF"/>
-                          <w:sz w:val="18"/>
-                          <w:szCs w:val="18"/>
-                        </w:rPr>
-                        <w:t>,</w:t>
-                      </w:r>
-                      <w:r>
-                        <w:rPr>
-                          <w:rFonts w:ascii="Zetta Serif Book" w:hAnsi="Zetta Serif Book"/>
-                          <w:i/>
-                          <w:iCs/>
-                          <w:color w:val="404040" w:themeColor="text1" w:themeTint="BF"/>
-                          <w:sz w:val="18"/>
-                          <w:szCs w:val="18"/>
-                        </w:rPr>
-                        <w:t xml:space="preserve"> in lieu of polished concrete.</w:t>
-                      </w:r>
-                    </w:p>
-                    <w:p>
-                      <w:pPr>
-                        <w:pStyle w:val="ListParagraph"/>
-                        <w:numPr>
-                          <w:ilvl w:val="1"/>
-                          <w:numId w:val="3"/>
-                        </w:numPr>
-                        <w:spacing w:line="300" w:lineRule="auto"/>
-                        <w:ind w:left="1170" w:hanging="180"/>
-                        <w:rPr>
-                          <w:rFonts w:ascii="Zetta Serif Book" w:hAnsi="Zetta Serif Book"/>
-                          <w:color w:val="404040" w:themeColor="text1" w:themeTint="BF"/>
-                          <w:sz w:val="18"/>
-                          <w:szCs w:val="18"/>
-                        </w:rPr>
-                      </w:pPr>
-                      <w:r>
-                        <w:rPr>
-                          <w:rFonts w:ascii="Zetta Serif Book" w:hAnsi="Zetta Serif Book"/>
-                          <w:i/>
-                          <w:iCs/>
-                          <w:color w:val="404040" w:themeColor="text1" w:themeTint="BF"/>
-                          <w:sz w:val="17"/>
-                          <w:szCs w:val="17"/>
-                        </w:rPr>
-                        <w:t>Note: Additional VE may be available upon request.</w:t>
                       </w:r>
                     </w:p>
                     <w:p>

--- a/backend/templates/Direct/xx.xx TREADWELL POLISH PROPOSAL - NewDirect.docx
+++ b/backend/templates/Direct/xx.xx TREADWELL POLISH PROPOSAL - NewDirect.docx
@@ -1138,7 +1138,7 @@
                                 <w:sz w:val="16"/>
                                 <w:szCs w:val="16"/>
                               </w:rPr>
-                              <w:t xml:space="preserve"> </w:t>
+                              <w:t xml:space="preserve">  {{exclusions}}</w:t>
                             </w:r>
                             <w:r>
                               <w:rPr>
@@ -1147,7 +1147,7 @@
                                 <w:sz w:val="16"/>
                                 <w:szCs w:val="16"/>
                               </w:rPr>
-                              <w:t>Moving of Furniture/Fixtures, Touch-Up Paint, Excessive Patching (i.e.</w:t>
+                              <w:t/>
                             </w:r>
                             <w:r>
                               <w:rPr>
@@ -1156,7 +1156,7 @@
                                 <w:sz w:val="16"/>
                                 <w:szCs w:val="16"/>
                               </w:rPr>
-                              <w:t>,</w:t>
+                              <w:t/>
                             </w:r>
                             <w:r>
                               <w:rPr>
@@ -1165,7 +1165,7 @@
                                 <w:sz w:val="16"/>
                                 <w:szCs w:val="16"/>
                               </w:rPr>
-                              <w:t xml:space="preserve"> skim coating &amp; more than 1 bag of patch material per 1,000 sf), Demo of Existing Floor/Glue/Etc., Weekend or night work</w:t>
+                              <w:t xml:space="preserve"/>
                             </w:r>
                             <w:r>
                               <w:rPr>
@@ -1174,7 +1174,7 @@
                                 <w:sz w:val="16"/>
                                 <w:szCs w:val="16"/>
                               </w:rPr>
-                              <w:t>, Credit for Unused Mobilizations</w:t>
+                              <w:t/>
                             </w:r>
                           </w:p>
                           <w:p>
@@ -1531,7 +1531,7 @@
                           <w:sz w:val="16"/>
                           <w:szCs w:val="16"/>
                         </w:rPr>
-                        <w:t xml:space="preserve"> </w:t>
+                        <w:t xml:space="preserve">  {{exclusions}}</w:t>
                       </w:r>
                       <w:r>
                         <w:rPr>
@@ -1540,7 +1540,7 @@
                           <w:sz w:val="16"/>
                           <w:szCs w:val="16"/>
                         </w:rPr>
-                        <w:t>Moving of Furniture/Fixtures, Touch-Up Paint, Excessive Patching (i.e.</w:t>
+                        <w:t/>
                       </w:r>
                       <w:r>
                         <w:rPr>
@@ -1549,7 +1549,7 @@
                           <w:sz w:val="16"/>
                           <w:szCs w:val="16"/>
                         </w:rPr>
-                        <w:t>,</w:t>
+                        <w:t/>
                       </w:r>
                       <w:r>
                         <w:rPr>
@@ -1558,7 +1558,7 @@
                           <w:sz w:val="16"/>
                           <w:szCs w:val="16"/>
                         </w:rPr>
-                        <w:t xml:space="preserve"> skim coating &amp; more than 1 bag of patch material per 1,000 sf), Demo of Existing Floor/Glue/Etc., Weekend or night work</w:t>
+                        <w:t xml:space="preserve"/>
                       </w:r>
                       <w:r>
                         <w:rPr>
@@ -1567,7 +1567,7 @@
                           <w:sz w:val="16"/>
                           <w:szCs w:val="16"/>
                         </w:rPr>
-                        <w:t>, Credit for Unused Mobilizations</w:t>
+                        <w:t/>
                       </w:r>
                     </w:p>
                     <w:p>
@@ -1802,7 +1802,7 @@
                                 <w:highlight w:val="yellow"/>
                                 <w:u w:val="single"/>
                               </w:rPr>
-                              <w:t xml:space="preserve">{{remodel.amount_formatted}} – Kansas Remodel Tax</w:t>
+                              <w:t xml:space="preserve">{{remodel.amount_formatted}} – Remodel Tax</w:t>
                             </w:r>
                           </w:p>
                           <w:p>
@@ -2032,7 +2032,7 @@
                                 <w:sz w:val="18"/>
                                 <w:szCs w:val="18"/>
                               </w:rPr>
-                              <w:t xml:space="preserve">{{alternate.remodel_tax}} – Kansas Remodel Tax</w:t>
+                              <w:t xml:space="preserve">{{alternate.remodel_tax}} – Remodel Tax</w:t>
                             </w:r>
                           </w:p>
                           <w:p>
@@ -2321,7 +2321,7 @@
                           <w:highlight w:val="yellow"/>
                           <w:u w:val="single"/>
                         </w:rPr>
-                        <w:t xml:space="preserve">{{remodel.amount_formatted}} – Kansas Remodel Tax</w:t>
+                        <w:t xml:space="preserve">{{remodel.amount_formatted}} – Remodel Tax</w:t>
                       </w:r>
                     </w:p>
                     <w:p>
@@ -2551,7 +2551,7 @@
                           <w:sz w:val="18"/>
                           <w:szCs w:val="18"/>
                         </w:rPr>
-                        <w:t xml:space="preserve">{{alternate.remodel_tax}} – Kansas Remodel Tax</w:t>
+                        <w:t xml:space="preserve">{{alternate.remodel_tax}} – Remodel Tax</w:t>
                       </w:r>
                     </w:p>
                     <w:p>

--- a/backend/templates/Direct/xx.xx TREADWELL POLISH PROPOSAL - NewDirect.docx
+++ b/backend/templates/Direct/xx.xx TREADWELL POLISH PROPOSAL - NewDirect.docx
@@ -887,7 +887,7 @@
                                 <w:szCs w:val="16"/>
                                 <w:u w:val="single"/>
                               </w:rPr>
-                              <w:t xml:space="preserve">Polished Concrete: per site visit on {{bid_date_formatted}}</w:t>
+                              <w:t xml:space="preserve">Polished Concrete: {{site_visit_phrase}}</w:t>
                             </w:r>
                             <w:r>
                               <w:rPr>
@@ -1280,7 +1280,7 @@
                           <w:szCs w:val="16"/>
                           <w:u w:val="single"/>
                         </w:rPr>
-                        <w:t xml:space="preserve">Polished Concrete: per site visit on {{bid_date_formatted}}</w:t>
+                        <w:t xml:space="preserve">Polished Concrete: {{site_visit_phrase}}</w:t>
                       </w:r>
                       <w:r>
                         <w:rPr>
@@ -1744,7 +1744,7 @@
                                 <w:sz w:val="18"/>
                                 <w:szCs w:val="18"/>
                               </w:rPr>
-                              <w:t xml:space="preserve">{{base_bid_formatted}} – Polished Concrete Flooring as described above (material sales tax INCLUDED)</w:t>
+                              <w:t xml:space="preserve">{{base_bid_formatted}} – Polished Concrete Flooring as described above {{base_tax_phrase}}</w:t>
                             </w:r>
                           </w:p>
                           <w:p>
@@ -2005,7 +2005,7 @@
                                 <w:sz w:val="18"/>
                                 <w:szCs w:val="18"/>
                               </w:rPr>
-                              <w:t xml:space="preserve">{{alternate.lump_sum_formatted}} – Flooring as described above (material sales tax INCLUDED)</w:t>
+                              <w:t xml:space="preserve">{{alternate.lump_sum_formatted}} – Flooring as described above {{base_tax_phrase}}</w:t>
                             </w:r>
                           </w:p>
                           <w:p>
@@ -2263,7 +2263,7 @@
                           <w:sz w:val="18"/>
                           <w:szCs w:val="18"/>
                         </w:rPr>
-                        <w:t xml:space="preserve">{{base_bid_formatted}} – Polished Concrete Flooring as described above (material sales tax INCLUDED)</w:t>
+                        <w:t xml:space="preserve">{{base_bid_formatted}} – Polished Concrete Flooring as described above {{base_tax_phrase}}</w:t>
                       </w:r>
                     </w:p>
                     <w:p>
@@ -2524,7 +2524,7 @@
                           <w:sz w:val="18"/>
                           <w:szCs w:val="18"/>
                         </w:rPr>
-                        <w:t xml:space="preserve">{{alternate.lump_sum_formatted}} – Flooring as described above (material sales tax INCLUDED)</w:t>
+                        <w:t xml:space="preserve">{{alternate.lump_sum_formatted}} – Flooring as described above {{base_tax_phrase}}</w:t>
                       </w:r>
                     </w:p>
                     <w:p>

--- a/backend/templates/Direct/xx.xx TREADWELL POLISH PROPOSAL - NewDirect.docx
+++ b/backend/templates/Direct/xx.xx TREADWELL POLISH PROPOSAL - NewDirect.docx
@@ -2810,30 +2810,7 @@
                                 <w:sz w:val="16"/>
                                 <w:szCs w:val="16"/>
                               </w:rPr>
-                              <w:t xml:space="preserve">Excludes saw cutting, conc. repair/leveling, sloping, abatement </w:t>
-                            </w:r>
-                          </w:p>
-                          <w:p>
-                            <w:pPr>
-                              <w:pStyle w:val="ListParagraph"/>
-                              <w:numPr>
-                                <w:ilvl w:val="0"/>
-                                <w:numId w:val="1"/>
-                              </w:numPr>
-                              <w:spacing w:line="264" w:lineRule="auto"/>
-                              <w:rPr>
-                                <w:rFonts w:ascii="Zetta Serif Book" w:hAnsi="Zetta Serif Book"/>
-                                <w:sz w:val="16"/>
-                                <w:szCs w:val="16"/>
-                              </w:rPr>
-                            </w:pPr>
-                            <w:r>
-                              <w:rPr>
-                                <w:rFonts w:ascii="Zetta Serif Book" w:hAnsi="Zetta Serif Book"/>
-                                <w:sz w:val="16"/>
-                                <w:szCs w:val="16"/>
-                              </w:rPr>
-                              <w:t>Concrete flatness, mix design, existing cracks and old flooring will greatly influence the final look of the polish.  Variations in aggregate exposure &amp; color should be expected.</w:t>
+                              <w:t xml:space="preserve">{{#notes}}</w:t>
                             </w:r>
                           </w:p>
                           <w:p>
@@ -2856,25 +2833,7 @@
                                 <w:sz w:val="16"/>
                                 <w:szCs w:val="16"/>
                               </w:rPr>
-                              <w:t xml:space="preserve">Treadwell includes the following insurance coverage: GL: 1M/2M, WC: 1M, Auto: 1M, </w:t>
-                            </w:r>
-                            <w:proofErr w:type="spellStart"/>
-                            <w:r>
-                              <w:rPr>
-                                <w:rFonts w:ascii="Zetta Serif Book" w:hAnsi="Zetta Serif Book"/>
-                                <w:sz w:val="16"/>
-                                <w:szCs w:val="16"/>
-                              </w:rPr>
-                              <w:t>Umb</w:t>
-                            </w:r>
-                            <w:proofErr w:type="spellEnd"/>
-                            <w:r>
-                              <w:rPr>
-                                <w:rFonts w:ascii="Zetta Serif Book" w:hAnsi="Zetta Serif Book"/>
-                                <w:sz w:val="16"/>
-                                <w:szCs w:val="16"/>
-                              </w:rPr>
-                              <w:t>: 5M. Additional coverage can be provided at an additional cost.</w:t>
+                              <w:t xml:space="preserve">{{notes.text}}</w:t>
                             </w:r>
                           </w:p>
                           <w:p>
@@ -2897,230 +2856,7 @@
                                 <w:sz w:val="16"/>
                                 <w:szCs w:val="16"/>
                               </w:rPr>
-                              <w:t>Treadwell is not responsible for wear &amp; tear to existing finishes resulting from flooring installation.</w:t>
-                            </w:r>
-                          </w:p>
-                          <w:p>
-                            <w:pPr>
-                              <w:pStyle w:val="ListParagraph"/>
-                              <w:numPr>
-                                <w:ilvl w:val="0"/>
-                                <w:numId w:val="1"/>
-                              </w:numPr>
-                              <w:spacing w:line="276" w:lineRule="auto"/>
-                              <w:rPr>
-                                <w:rFonts w:ascii="Zetta Serif Book" w:hAnsi="Zetta Serif Book"/>
-                                <w:sz w:val="16"/>
-                                <w:szCs w:val="16"/>
-                              </w:rPr>
-                            </w:pPr>
-                            <w:r>
-                              <w:rPr>
-                                <w:rFonts w:ascii="Zetta Serif Book" w:hAnsi="Zetta Serif Book"/>
-                                <w:sz w:val="16"/>
-                                <w:szCs w:val="16"/>
-                              </w:rPr>
-                              <w:t>Treadwell reserves the right to terminate the contract for customers not meeting Treadwell's pre-qual. requirements.</w:t>
-                            </w:r>
-                          </w:p>
-                          <w:p>
-                            <w:pPr>
-                              <w:pStyle w:val="ListParagraph"/>
-                              <w:numPr>
-                                <w:ilvl w:val="0"/>
-                                <w:numId w:val="1"/>
-                              </w:numPr>
-                              <w:spacing w:line="288" w:lineRule="auto"/>
-                              <w:rPr>
-                                <w:rFonts w:ascii="Zetta Serif Book" w:hAnsi="Zetta Serif Book"/>
-                                <w:sz w:val="16"/>
-                                <w:szCs w:val="16"/>
-                              </w:rPr>
-                            </w:pPr>
-                            <w:r>
-                              <w:rPr>
-                                <w:rFonts w:ascii="Zetta Serif Book" w:hAnsi="Zetta Serif Book"/>
-                                <w:sz w:val="16"/>
-                                <w:szCs w:val="16"/>
-                              </w:rPr>
-                              <w:t>Proposal valid for 30 days. The attached “Terms and Conditions” are part of this proposal/contract.</w:t>
-                            </w:r>
-                          </w:p>
-                          <w:p>
-                            <w:pPr>
-                              <w:pStyle w:val="ListParagraph"/>
-                              <w:numPr>
-                                <w:ilvl w:val="0"/>
-                                <w:numId w:val="1"/>
-                              </w:numPr>
-                              <w:spacing w:line="276" w:lineRule="auto"/>
-                              <w:rPr>
-                                <w:rFonts w:ascii="Zetta Serif Book" w:hAnsi="Zetta Serif Book"/>
-                                <w:sz w:val="16"/>
-                                <w:szCs w:val="16"/>
-                              </w:rPr>
-                            </w:pPr>
-                            <w:r>
-                              <w:rPr>
-                                <w:rFonts w:ascii="Zetta Serif Book" w:hAnsi="Zetta Serif Book"/>
-                                <w:sz w:val="16"/>
-                                <w:szCs w:val="16"/>
-                              </w:rPr>
-                              <w:t xml:space="preserve">Add </w:t>
-                            </w:r>
-                            <w:r>
-                              <w:rPr>
-                                <w:rFonts w:ascii="Zetta Serif Book" w:hAnsi="Zetta Serif Book"/>
-                                <w:sz w:val="16"/>
-                                <w:szCs w:val="16"/>
-                                <w:highlight w:val="cyan"/>
-                              </w:rPr>
-                              <w:t>$</w:t>
-                            </w:r>
-                            <w:proofErr w:type="spellStart"/>
-                            <w:r>
-                              <w:rPr>
-                                <w:rFonts w:ascii="Zetta Serif Book" w:hAnsi="Zetta Serif Book"/>
-                                <w:sz w:val="16"/>
-                                <w:szCs w:val="16"/>
-                                <w:highlight w:val="cyan"/>
-                              </w:rPr>
-                              <w:t>xxxx</w:t>
-                            </w:r>
-                            <w:proofErr w:type="spellEnd"/>
-                            <w:r>
-                              <w:rPr>
-                                <w:rFonts w:ascii="Zetta Serif Book" w:hAnsi="Zetta Serif Book"/>
-                                <w:sz w:val="16"/>
-                                <w:szCs w:val="16"/>
-                              </w:rPr>
-                              <w:t xml:space="preserve"> for each additional phase beyond the above stated schedule.</w:t>
-                            </w:r>
-                          </w:p>
-                          <w:p>
-                            <w:pPr>
-                              <w:pStyle w:val="ListParagraph"/>
-                              <w:numPr>
-                                <w:ilvl w:val="0"/>
-                                <w:numId w:val="1"/>
-                              </w:numPr>
-                              <w:spacing w:line="276" w:lineRule="auto"/>
-                              <w:rPr>
-                                <w:rFonts w:ascii="Zetta Serif Book" w:hAnsi="Zetta Serif Book"/>
-                                <w:sz w:val="16"/>
-                                <w:szCs w:val="16"/>
-                              </w:rPr>
-                            </w:pPr>
-                            <w:r>
-                              <w:rPr>
-                                <w:rFonts w:ascii="Zetta Serif Book" w:hAnsi="Zetta Serif Book"/>
-                                <w:sz w:val="16"/>
-                                <w:szCs w:val="16"/>
-                              </w:rPr>
-                              <w:t>Add $500 for show up time if crew mobilizes at agreed upon start date and time and job site is not ready.</w:t>
-                            </w:r>
-                          </w:p>
-                          <w:p>
-                            <w:pPr>
-                              <w:pStyle w:val="ListParagraph"/>
-                              <w:numPr>
-                                <w:ilvl w:val="0"/>
-                                <w:numId w:val="1"/>
-                              </w:numPr>
-                              <w:spacing w:line="276" w:lineRule="auto"/>
-                              <w:rPr>
-                                <w:rFonts w:ascii="Zetta Serif Book" w:hAnsi="Zetta Serif Book"/>
-                                <w:sz w:val="16"/>
-                                <w:szCs w:val="16"/>
-                              </w:rPr>
-                            </w:pPr>
-                            <w:r>
-                              <w:rPr>
-                                <w:rFonts w:ascii="Zetta Serif Book" w:hAnsi="Zetta Serif Book"/>
-                                <w:sz w:val="16"/>
-                                <w:szCs w:val="16"/>
-                              </w:rPr>
-                              <w:t>Add $500/ hour for stand down time if crew is onsite working and crew is stopped for a reason outside of Treadwell’s control.</w:t>
-                            </w:r>
-                          </w:p>
-                          <w:p>
-                            <w:pPr>
-                              <w:pStyle w:val="ListParagraph"/>
-                              <w:numPr>
-                                <w:ilvl w:val="0"/>
-                                <w:numId w:val="1"/>
-                              </w:numPr>
-                              <w:spacing w:line="288" w:lineRule="auto"/>
-                              <w:rPr>
-                                <w:rFonts w:ascii="Zetta Serif Book" w:hAnsi="Zetta Serif Book"/>
-                                <w:b/>
-                                <w:sz w:val="16"/>
-                                <w:szCs w:val="16"/>
-                              </w:rPr>
-                            </w:pPr>
-                            <w:r>
-                              <w:rPr>
-                                <w:rFonts w:ascii="Zetta Serif Book" w:hAnsi="Zetta Serif Book"/>
-                                <w:b/>
-                                <w:sz w:val="16"/>
-                                <w:szCs w:val="16"/>
-                                <w:highlight w:val="yellow"/>
-                              </w:rPr>
-                              <w:t>Typical installation lead time is 5 weeks from the date signed proposal and deposit are received</w:t>
-                            </w:r>
-                            <w:r>
-                              <w:rPr>
-                                <w:rFonts w:ascii="Zetta Serif Book" w:hAnsi="Zetta Serif Book"/>
-                                <w:b/>
-                                <w:sz w:val="16"/>
-                                <w:szCs w:val="16"/>
-                              </w:rPr>
-                              <w:t xml:space="preserve">.  </w:t>
-                            </w:r>
-                          </w:p>
-                          <w:p>
-                            <w:pPr>
-                              <w:spacing w:line="288" w:lineRule="auto"/>
-                              <w:rPr>
-                                <w:rFonts w:ascii="Zetta Serif Book" w:hAnsi="Zetta Serif Book"/>
-                                <w:sz w:val="12"/>
-                                <w:szCs w:val="12"/>
-                              </w:rPr>
-                            </w:pPr>
-                          </w:p>
-                          <w:p>
-                            <w:pPr>
-                              <w:pStyle w:val="ListParagraph"/>
-                              <w:numPr>
-                                <w:ilvl w:val="0"/>
-                                <w:numId w:val="1"/>
-                              </w:numPr>
-                              <w:spacing w:line="288" w:lineRule="auto"/>
-                              <w:rPr>
-                                <w:rFonts w:ascii="Zetta Serif Book" w:hAnsi="Zetta Serif Book"/>
-                                <w:b/>
-                                <w:sz w:val="16"/>
-                                <w:szCs w:val="16"/>
-                              </w:rPr>
-                            </w:pPr>
-                            <w:r>
-                              <w:rPr>
-                                <w:rFonts w:ascii="Zetta Serif Book" w:hAnsi="Zetta Serif Book"/>
-                                <w:b/>
-                                <w:sz w:val="16"/>
-                                <w:szCs w:val="16"/>
-                                <w:highlight w:val="yellow"/>
-                              </w:rPr>
-                              <w:t>Payment – 25% due prior to scheduling, balance payable 10 days after completion via check</w:t>
-                            </w:r>
-                            <w:r>
-                              <w:rPr>
-                                <w:rFonts w:ascii="Zetta Serif Book" w:hAnsi="Zetta Serif Book"/>
-                                <w:b/>
-                                <w:sz w:val="16"/>
-                                <w:szCs w:val="16"/>
-                              </w:rPr>
-                              <w:t>.</w:t>
+                              <w:t xml:space="preserve">{{/notes}}</w:t>
                             </w:r>
                           </w:p>
                           <w:p>
@@ -3233,30 +2969,7 @@
                           <w:sz w:val="16"/>
                           <w:szCs w:val="16"/>
                         </w:rPr>
-                        <w:t xml:space="preserve">Excludes saw cutting, conc. repair/leveling, sloping, abatement </w:t>
-                      </w:r>
-                    </w:p>
-                    <w:p>
-                      <w:pPr>
-                        <w:pStyle w:val="ListParagraph"/>
-                        <w:numPr>
-                          <w:ilvl w:val="0"/>
-                          <w:numId w:val="1"/>
-                        </w:numPr>
-                        <w:spacing w:line="264" w:lineRule="auto"/>
-                        <w:rPr>
-                          <w:rFonts w:ascii="Zetta Serif Book" w:hAnsi="Zetta Serif Book"/>
-                          <w:sz w:val="16"/>
-                          <w:szCs w:val="16"/>
-                        </w:rPr>
-                      </w:pPr>
-                      <w:r>
-                        <w:rPr>
-                          <w:rFonts w:ascii="Zetta Serif Book" w:hAnsi="Zetta Serif Book"/>
-                          <w:sz w:val="16"/>
-                          <w:szCs w:val="16"/>
-                        </w:rPr>
-                        <w:t>Concrete flatness, mix design, existing cracks and old flooring will greatly influence the final look of the polish.  Variations in aggregate exposure &amp; color should be expected.</w:t>
+                        <w:t xml:space="preserve">{{#notes}}</w:t>
                       </w:r>
                     </w:p>
                     <w:p>
@@ -3279,25 +2992,7 @@
                           <w:sz w:val="16"/>
                           <w:szCs w:val="16"/>
                         </w:rPr>
-                        <w:t xml:space="preserve">Treadwell includes the following insurance coverage: GL: 1M/2M, WC: 1M, Auto: 1M, </w:t>
-                      </w:r>
-                      <w:proofErr w:type="spellStart"/>
-                      <w:r>
-                        <w:rPr>
-                          <w:rFonts w:ascii="Zetta Serif Book" w:hAnsi="Zetta Serif Book"/>
-                          <w:sz w:val="16"/>
-                          <w:szCs w:val="16"/>
-                        </w:rPr>
-                        <w:t>Umb</w:t>
-                      </w:r>
-                      <w:proofErr w:type="spellEnd"/>
-                      <w:r>
-                        <w:rPr>
-                          <w:rFonts w:ascii="Zetta Serif Book" w:hAnsi="Zetta Serif Book"/>
-                          <w:sz w:val="16"/>
-                          <w:szCs w:val="16"/>
-                        </w:rPr>
-                        <w:t>: 5M. Additional coverage can be provided at an additional cost.</w:t>
+                        <w:t xml:space="preserve">{{notes.text}}</w:t>
                       </w:r>
                     </w:p>
                     <w:p>
@@ -3320,230 +3015,7 @@
                           <w:sz w:val="16"/>
                           <w:szCs w:val="16"/>
                         </w:rPr>
-                        <w:t>Treadwell is not responsible for wear &amp; tear to existing finishes resulting from flooring installation.</w:t>
-                      </w:r>
-                    </w:p>
-                    <w:p>
-                      <w:pPr>
-                        <w:pStyle w:val="ListParagraph"/>
-                        <w:numPr>
-                          <w:ilvl w:val="0"/>
-                          <w:numId w:val="1"/>
-                        </w:numPr>
-                        <w:spacing w:line="276" w:lineRule="auto"/>
-                        <w:rPr>
-                          <w:rFonts w:ascii="Zetta Serif Book" w:hAnsi="Zetta Serif Book"/>
-                          <w:sz w:val="16"/>
-                          <w:szCs w:val="16"/>
-                        </w:rPr>
-                      </w:pPr>
-                      <w:r>
-                        <w:rPr>
-                          <w:rFonts w:ascii="Zetta Serif Book" w:hAnsi="Zetta Serif Book"/>
-                          <w:sz w:val="16"/>
-                          <w:szCs w:val="16"/>
-                        </w:rPr>
-                        <w:t>Treadwell reserves the right to terminate the contract for customers not meeting Treadwell's pre-qual. requirements.</w:t>
-                      </w:r>
-                    </w:p>
-                    <w:p>
-                      <w:pPr>
-                        <w:pStyle w:val="ListParagraph"/>
-                        <w:numPr>
-                          <w:ilvl w:val="0"/>
-                          <w:numId w:val="1"/>
-                        </w:numPr>
-                        <w:spacing w:line="288" w:lineRule="auto"/>
-                        <w:rPr>
-                          <w:rFonts w:ascii="Zetta Serif Book" w:hAnsi="Zetta Serif Book"/>
-                          <w:sz w:val="16"/>
-                          <w:szCs w:val="16"/>
-                        </w:rPr>
-                      </w:pPr>
-                      <w:r>
-                        <w:rPr>
-                          <w:rFonts w:ascii="Zetta Serif Book" w:hAnsi="Zetta Serif Book"/>
-                          <w:sz w:val="16"/>
-                          <w:szCs w:val="16"/>
-                        </w:rPr>
-                        <w:t>Proposal valid for 30 days. The attached “Terms and Conditions” are part of this proposal/contract.</w:t>
-                      </w:r>
-                    </w:p>
-                    <w:p>
-                      <w:pPr>
-                        <w:pStyle w:val="ListParagraph"/>
-                        <w:numPr>
-                          <w:ilvl w:val="0"/>
-                          <w:numId w:val="1"/>
-                        </w:numPr>
-                        <w:spacing w:line="276" w:lineRule="auto"/>
-                        <w:rPr>
-                          <w:rFonts w:ascii="Zetta Serif Book" w:hAnsi="Zetta Serif Book"/>
-                          <w:sz w:val="16"/>
-                          <w:szCs w:val="16"/>
-                        </w:rPr>
-                      </w:pPr>
-                      <w:r>
-                        <w:rPr>
-                          <w:rFonts w:ascii="Zetta Serif Book" w:hAnsi="Zetta Serif Book"/>
-                          <w:sz w:val="16"/>
-                          <w:szCs w:val="16"/>
-                        </w:rPr>
-                        <w:t xml:space="preserve">Add </w:t>
-                      </w:r>
-                      <w:r>
-                        <w:rPr>
-                          <w:rFonts w:ascii="Zetta Serif Book" w:hAnsi="Zetta Serif Book"/>
-                          <w:sz w:val="16"/>
-                          <w:szCs w:val="16"/>
-                          <w:highlight w:val="cyan"/>
-                        </w:rPr>
-                        <w:t>$</w:t>
-                      </w:r>
-                      <w:proofErr w:type="spellStart"/>
-                      <w:r>
-                        <w:rPr>
-                          <w:rFonts w:ascii="Zetta Serif Book" w:hAnsi="Zetta Serif Book"/>
-                          <w:sz w:val="16"/>
-                          <w:szCs w:val="16"/>
-                          <w:highlight w:val="cyan"/>
-                        </w:rPr>
-                        <w:t>xxxx</w:t>
-                      </w:r>
-                      <w:proofErr w:type="spellEnd"/>
-                      <w:r>
-                        <w:rPr>
-                          <w:rFonts w:ascii="Zetta Serif Book" w:hAnsi="Zetta Serif Book"/>
-                          <w:sz w:val="16"/>
-                          <w:szCs w:val="16"/>
-                        </w:rPr>
-                        <w:t xml:space="preserve"> for each additional phase beyond the above stated schedule.</w:t>
-                      </w:r>
-                    </w:p>
-                    <w:p>
-                      <w:pPr>
-                        <w:pStyle w:val="ListParagraph"/>
-                        <w:numPr>
-                          <w:ilvl w:val="0"/>
-                          <w:numId w:val="1"/>
-                        </w:numPr>
-                        <w:spacing w:line="276" w:lineRule="auto"/>
-                        <w:rPr>
-                          <w:rFonts w:ascii="Zetta Serif Book" w:hAnsi="Zetta Serif Book"/>
-                          <w:sz w:val="16"/>
-                          <w:szCs w:val="16"/>
-                        </w:rPr>
-                      </w:pPr>
-                      <w:r>
-                        <w:rPr>
-                          <w:rFonts w:ascii="Zetta Serif Book" w:hAnsi="Zetta Serif Book"/>
-                          <w:sz w:val="16"/>
-                          <w:szCs w:val="16"/>
-                        </w:rPr>
-                        <w:t>Add $500 for show up time if crew mobilizes at agreed upon start date and time and job site is not ready.</w:t>
-                      </w:r>
-                    </w:p>
-                    <w:p>
-                      <w:pPr>
-                        <w:pStyle w:val="ListParagraph"/>
-                        <w:numPr>
-                          <w:ilvl w:val="0"/>
-                          <w:numId w:val="1"/>
-                        </w:numPr>
-                        <w:spacing w:line="276" w:lineRule="auto"/>
-                        <w:rPr>
-                          <w:rFonts w:ascii="Zetta Serif Book" w:hAnsi="Zetta Serif Book"/>
-                          <w:sz w:val="16"/>
-                          <w:szCs w:val="16"/>
-                        </w:rPr>
-                      </w:pPr>
-                      <w:r>
-                        <w:rPr>
-                          <w:rFonts w:ascii="Zetta Serif Book" w:hAnsi="Zetta Serif Book"/>
-                          <w:sz w:val="16"/>
-                          <w:szCs w:val="16"/>
-                        </w:rPr>
-                        <w:t>Add $500/ hour for stand down time if crew is onsite working and crew is stopped for a reason outside of Treadwell’s control.</w:t>
-                      </w:r>
-                    </w:p>
-                    <w:p>
-                      <w:pPr>
-                        <w:pStyle w:val="ListParagraph"/>
-                        <w:numPr>
-                          <w:ilvl w:val="0"/>
-                          <w:numId w:val="1"/>
-                        </w:numPr>
-                        <w:spacing w:line="288" w:lineRule="auto"/>
-                        <w:rPr>
-                          <w:rFonts w:ascii="Zetta Serif Book" w:hAnsi="Zetta Serif Book"/>
-                          <w:b/>
-                          <w:sz w:val="16"/>
-                          <w:szCs w:val="16"/>
-                        </w:rPr>
-                      </w:pPr>
-                      <w:r>
-                        <w:rPr>
-                          <w:rFonts w:ascii="Zetta Serif Book" w:hAnsi="Zetta Serif Book"/>
-                          <w:b/>
-                          <w:sz w:val="16"/>
-                          <w:szCs w:val="16"/>
-                          <w:highlight w:val="yellow"/>
-                        </w:rPr>
-                        <w:t>Typical installation lead time is 5 weeks from the date signed proposal and deposit are received</w:t>
-                      </w:r>
-                      <w:r>
-                        <w:rPr>
-                          <w:rFonts w:ascii="Zetta Serif Book" w:hAnsi="Zetta Serif Book"/>
-                          <w:b/>
-                          <w:sz w:val="16"/>
-                          <w:szCs w:val="16"/>
-                        </w:rPr>
-                        <w:t xml:space="preserve">.  </w:t>
-                      </w:r>
-                    </w:p>
-                    <w:p>
-                      <w:pPr>
-                        <w:spacing w:line="288" w:lineRule="auto"/>
-                        <w:rPr>
-                          <w:rFonts w:ascii="Zetta Serif Book" w:hAnsi="Zetta Serif Book"/>
-                          <w:sz w:val="12"/>
-                          <w:szCs w:val="12"/>
-                        </w:rPr>
-                      </w:pPr>
-                    </w:p>
-                    <w:p>
-                      <w:pPr>
-                        <w:pStyle w:val="ListParagraph"/>
-                        <w:numPr>
-                          <w:ilvl w:val="0"/>
-                          <w:numId w:val="1"/>
-                        </w:numPr>
-                        <w:spacing w:line="288" w:lineRule="auto"/>
-                        <w:rPr>
-                          <w:rFonts w:ascii="Zetta Serif Book" w:hAnsi="Zetta Serif Book"/>
-                          <w:b/>
-                          <w:sz w:val="16"/>
-                          <w:szCs w:val="16"/>
-                        </w:rPr>
-                      </w:pPr>
-                      <w:r>
-                        <w:rPr>
-                          <w:rFonts w:ascii="Zetta Serif Book" w:hAnsi="Zetta Serif Book"/>
-                          <w:b/>
-                          <w:sz w:val="16"/>
-                          <w:szCs w:val="16"/>
-                          <w:highlight w:val="yellow"/>
-                        </w:rPr>
-                        <w:t>Payment – 25% due prior to scheduling, balance payable 10 days after completion via check</w:t>
-                      </w:r>
-                      <w:r>
-                        <w:rPr>
-                          <w:rFonts w:ascii="Zetta Serif Book" w:hAnsi="Zetta Serif Book"/>
-                          <w:b/>
-                          <w:sz w:val="16"/>
-                          <w:szCs w:val="16"/>
-                        </w:rPr>
-                        <w:t>.</w:t>
+                        <w:t xml:space="preserve">{{/notes}}</w:t>
                       </w:r>
                     </w:p>
                     <w:p>

--- a/backend/templates/Direct/xx.xx TREADWELL POLISH PROPOSAL - NewDirect.docx
+++ b/backend/templates/Direct/xx.xx TREADWELL POLISH PROPOSAL - NewDirect.docx
@@ -1629,9 +1629,14 @@
     <w:p/>
     <w:p/>
     <w:p>
+      <w:pPr>
+        <w:ind w:left="0" w:start="0"/>
+      </w:pPr>
       <w:r>
         <w:rPr>
           <w:noProof/>
+          <w:b w:val="0"/>
+          <w:bCs w:val="0"/>
         </w:rPr>
         <mc:AlternateContent>
           <mc:Choice Requires="wps">
@@ -1709,6 +1714,7 @@
                                 <w:sz w:val="18"/>
                                 <w:szCs w:val="18"/>
                               </w:rPr>
+                              <w:ind w:left="0" w:start="0"/>
                             </w:pPr>
                             <w:r>
                               <w:rPr>
@@ -1735,14 +1741,16 @@
                                 <w:sz w:val="18"/>
                                 <w:szCs w:val="18"/>
                               </w:rPr>
+                              <w:ind w:left="0" w:start="0"/>
                             </w:pPr>
                             <w:r>
                               <w:rPr>
                                 <w:rFonts w:ascii="Zetta Serif Book" w:hAnsi="Zetta Serif Book"/>
-                                <w:b/>
+                                <w:b w:val="0"/>
                                 <w:color w:val="404040" w:themeColor="text1" w:themeTint="BF"/>
                                 <w:sz w:val="18"/>
                                 <w:szCs w:val="18"/>
+                                <w:bCs w:val="0"/>
                               </w:rPr>
                               <w:t xml:space="preserve">{{base_bid_formatted}} – Polished Concrete Flooring as described above {{base_tax_phrase}}</w:t>
                             </w:r>
@@ -1761,14 +1769,16 @@
                                 <w:sz w:val="18"/>
                                 <w:szCs w:val="18"/>
                               </w:rPr>
+                              <w:ind w:left="0" w:start="0"/>
                             </w:pPr>
                             <w:r>
                               <w:rPr>
                                 <w:rFonts w:ascii="Zetta Serif Book" w:hAnsi="Zetta Serif Book"/>
-                                <w:b/>
+                                <w:b w:val="0"/>
                                 <w:color w:val="404040" w:themeColor="text1" w:themeTint="BF"/>
                                 <w:sz w:val="18"/>
                                 <w:szCs w:val="18"/>
+                                <w:bCs w:val="0"/>
                               </w:rPr>
                               <w:t xml:space="preserve">{{material_tax_formatted}} – Material Sales Tax</w:t>
                             </w:r>
@@ -1792,6 +1802,7 @@
                                 <w:sz w:val="18"/>
                                 <w:szCs w:val="18"/>
                               </w:rPr>
+                              <w:ind w:left="0" w:start="0"/>
                             </w:pPr>
                             <w:r>
                               <w:rPr>
@@ -1801,6 +1812,8 @@
                                 <w:szCs w:val="18"/>
                                 <w:highlight w:val="yellow"/>
                                 <w:u w:val="single"/>
+                                <w:b w:val="0"/>
+                                <w:bCs w:val="0"/>
                               </w:rPr>
                               <w:t xml:space="preserve">{{remodel.amount_formatted}} – Remodel Tax</w:t>
                             </w:r>
@@ -1887,12 +1900,13 @@
                                 <w:sz w:val="18"/>
                                 <w:szCs w:val="18"/>
                               </w:rPr>
+                              <w:ind w:left="0" w:start="0"/>
                             </w:pPr>
                             <w:r>
                               <w:rPr>
                                 <w:rFonts w:ascii="Zetta Serif Book" w:hAnsi="Zetta Serif Book"/>
-                                <w:b/>
-                                <w:bCs/>
+                                <w:b w:val="0"/>
+                                <w:bCs w:val="0"/>
                                 <w:color w:val="404040" w:themeColor="text1" w:themeTint="BF"/>
                                 <w:sz w:val="18"/>
                                 <w:szCs w:val="18"/>
@@ -1968,6 +1982,7 @@
                                 <w:sz w:val="18"/>
                                 <w:szCs w:val="18"/>
                               </w:rPr>
+                              <w:ind w:left="0" w:start="0"/>
                             </w:pPr>
                             <w:r>
                               <w:rPr>
@@ -1995,12 +2010,13 @@
                                 <w:sz w:val="18"/>
                                 <w:szCs w:val="18"/>
                               </w:rPr>
+                              <w:ind w:left="0" w:start="0"/>
                             </w:pPr>
                             <w:r>
                               <w:rPr>
                                 <w:rFonts w:ascii="Zetta Serif Book" w:hAnsi="Zetta Serif Book"/>
-                                <w:b/>
-                                <w:bCs/>
+                                <w:b w:val="0"/>
+                                <w:bCs w:val="0"/>
                                 <w:color w:val="404040" w:themeColor="text1" w:themeTint="BF"/>
                                 <w:sz w:val="18"/>
                                 <w:szCs w:val="18"/>
@@ -2022,12 +2038,13 @@
                                 <w:sz w:val="18"/>
                                 <w:szCs w:val="18"/>
                               </w:rPr>
+                              <w:ind w:left="0" w:start="0"/>
                             </w:pPr>
                             <w:r>
                               <w:rPr>
                                 <w:rFonts w:ascii="Zetta Serif Book" w:hAnsi="Zetta Serif Book"/>
-                                <w:b/>
-                                <w:bCs/>
+                                <w:b w:val="0"/>
+                                <w:bCs w:val="0"/>
                                 <w:color w:val="404040" w:themeColor="text1" w:themeTint="BF"/>
                                 <w:sz w:val="18"/>
                                 <w:szCs w:val="18"/>
@@ -2049,12 +2066,13 @@
                                 <w:sz w:val="18"/>
                                 <w:szCs w:val="18"/>
                               </w:rPr>
+                              <w:ind w:left="0" w:start="0"/>
                             </w:pPr>
                             <w:r>
                               <w:rPr>
                                 <w:rFonts w:ascii="Zetta Serif Book" w:hAnsi="Zetta Serif Book"/>
-                                <w:b/>
-                                <w:bCs/>
+                                <w:b w:val="0"/>
+                                <w:bCs w:val="0"/>
                                 <w:color w:val="404040" w:themeColor="text1" w:themeTint="BF"/>
                                 <w:sz w:val="18"/>
                                 <w:szCs w:val="18"/>
@@ -2228,6 +2246,7 @@
                           <w:sz w:val="18"/>
                           <w:szCs w:val="18"/>
                         </w:rPr>
+                        <w:ind w:left="0" w:start="0"/>
                       </w:pPr>
                       <w:r>
                         <w:rPr>
@@ -2254,14 +2273,16 @@
                           <w:sz w:val="18"/>
                           <w:szCs w:val="18"/>
                         </w:rPr>
+                        <w:ind w:left="0" w:start="0"/>
                       </w:pPr>
                       <w:r>
                         <w:rPr>
                           <w:rFonts w:ascii="Zetta Serif Book" w:hAnsi="Zetta Serif Book"/>
-                          <w:b/>
+                          <w:b w:val="0"/>
                           <w:color w:val="404040" w:themeColor="text1" w:themeTint="BF"/>
                           <w:sz w:val="18"/>
                           <w:szCs w:val="18"/>
+                          <w:bCs w:val="0"/>
                         </w:rPr>
                         <w:t xml:space="preserve">{{base_bid_formatted}} – Polished Concrete Flooring as described above {{base_tax_phrase}}</w:t>
                       </w:r>
@@ -2280,14 +2301,16 @@
                           <w:sz w:val="18"/>
                           <w:szCs w:val="18"/>
                         </w:rPr>
+                        <w:ind w:left="0" w:start="0"/>
                       </w:pPr>
                       <w:r>
                         <w:rPr>
                           <w:rFonts w:ascii="Zetta Serif Book" w:hAnsi="Zetta Serif Book"/>
-                          <w:b/>
+                          <w:b w:val="0"/>
                           <w:color w:val="404040" w:themeColor="text1" w:themeTint="BF"/>
                           <w:sz w:val="18"/>
                           <w:szCs w:val="18"/>
+                          <w:bCs w:val="0"/>
                         </w:rPr>
                         <w:t xml:space="preserve">{{material_tax_formatted}} – Material Sales Tax</w:t>
                       </w:r>
@@ -2311,6 +2334,7 @@
                           <w:sz w:val="18"/>
                           <w:szCs w:val="18"/>
                         </w:rPr>
+                        <w:ind w:left="0" w:start="0"/>
                       </w:pPr>
                       <w:r>
                         <w:rPr>
@@ -2320,6 +2344,8 @@
                           <w:szCs w:val="18"/>
                           <w:highlight w:val="yellow"/>
                           <w:u w:val="single"/>
+                          <w:b w:val="0"/>
+                          <w:bCs w:val="0"/>
                         </w:rPr>
                         <w:t xml:space="preserve">{{remodel.amount_formatted}} – Remodel Tax</w:t>
                       </w:r>
@@ -2406,12 +2432,13 @@
                           <w:sz w:val="18"/>
                           <w:szCs w:val="18"/>
                         </w:rPr>
+                        <w:ind w:left="0" w:start="0"/>
                       </w:pPr>
                       <w:r>
                         <w:rPr>
                           <w:rFonts w:ascii="Zetta Serif Book" w:hAnsi="Zetta Serif Book"/>
-                          <w:b/>
-                          <w:bCs/>
+                          <w:b w:val="0"/>
+                          <w:bCs w:val="0"/>
                           <w:color w:val="404040" w:themeColor="text1" w:themeTint="BF"/>
                           <w:sz w:val="18"/>
                           <w:szCs w:val="18"/>
@@ -2487,6 +2514,7 @@
                           <w:sz w:val="18"/>
                           <w:szCs w:val="18"/>
                         </w:rPr>
+                        <w:ind w:left="0" w:start="0"/>
                       </w:pPr>
                       <w:r>
                         <w:rPr>
@@ -2514,12 +2542,13 @@
                           <w:sz w:val="18"/>
                           <w:szCs w:val="18"/>
                         </w:rPr>
+                        <w:ind w:left="0" w:start="0"/>
                       </w:pPr>
                       <w:r>
                         <w:rPr>
                           <w:rFonts w:ascii="Zetta Serif Book" w:hAnsi="Zetta Serif Book"/>
-                          <w:b/>
-                          <w:bCs/>
+                          <w:b w:val="0"/>
+                          <w:bCs w:val="0"/>
                           <w:color w:val="404040" w:themeColor="text1" w:themeTint="BF"/>
                           <w:sz w:val="18"/>
                           <w:szCs w:val="18"/>
@@ -2541,12 +2570,13 @@
                           <w:sz w:val="18"/>
                           <w:szCs w:val="18"/>
                         </w:rPr>
+                        <w:ind w:left="0" w:start="0"/>
                       </w:pPr>
                       <w:r>
                         <w:rPr>
                           <w:rFonts w:ascii="Zetta Serif Book" w:hAnsi="Zetta Serif Book"/>
-                          <w:b/>
-                          <w:bCs/>
+                          <w:b w:val="0"/>
+                          <w:bCs w:val="0"/>
                           <w:color w:val="404040" w:themeColor="text1" w:themeTint="BF"/>
                           <w:sz w:val="18"/>
                           <w:szCs w:val="18"/>
@@ -2568,12 +2598,13 @@
                           <w:sz w:val="18"/>
                           <w:szCs w:val="18"/>
                         </w:rPr>
+                        <w:ind w:left="0" w:start="0"/>
                       </w:pPr>
                       <w:r>
                         <w:rPr>
                           <w:rFonts w:ascii="Zetta Serif Book" w:hAnsi="Zetta Serif Book"/>
-                          <w:b/>
-                          <w:bCs/>
+                          <w:b w:val="0"/>
+                          <w:bCs w:val="0"/>
                           <w:color w:val="404040" w:themeColor="text1" w:themeTint="BF"/>
                           <w:sz w:val="18"/>
                           <w:szCs w:val="18"/>

--- a/backend/templates/Direct/xx.xx TREADWELL POLISH PROPOSAL - NewDirect.docx
+++ b/backend/templates/Direct/xx.xx TREADWELL POLISH PROPOSAL - NewDirect.docx
@@ -1100,7 +1100,7 @@
                                 <w:sz w:val="16"/>
                                 <w:szCs w:val="16"/>
                               </w:rPr>
-                              <w:t xml:space="preserve">  Assumes all areas available at one time, approx. 1 week to complete full scope</w:t>
+                              <w:t xml:space="preserve">  {{schedule_notes}}</w:t>
                             </w:r>
                           </w:p>
                           <w:p>
@@ -1493,7 +1493,7 @@
                           <w:sz w:val="16"/>
                           <w:szCs w:val="16"/>
                         </w:rPr>
-                        <w:t xml:space="preserve">  Assumes all areas available at one time, approx. 1 week to complete full scope</w:t>
+                        <w:t xml:space="preserve">  {{schedule_notes}}</w:t>
                       </w:r>
                     </w:p>
                     <w:p>

--- a/backend/templates/Direct/xx.xx TREADWELL POLISH PROPOSAL - NewDirect.docx
+++ b/backend/templates/Direct/xx.xx TREADWELL POLISH PROPOSAL - NewDirect.docx
@@ -1756,6 +1756,11 @@
                             </w:r>
                           </w:p>
                           <w:p>
+                            <w:r>
+                              <w:t xml:space="preserve">{{#tax_breakout}}</w:t>
+                            </w:r>
+                          </w:p>
+                          <w:p>
                             <w:pPr>
                               <w:pStyle w:val="ListParagraph"/>
                               <w:numPr>
@@ -1781,6 +1786,11 @@
                                 <w:bCs w:val="0"/>
                               </w:rPr>
                               <w:t xml:space="preserve">{{material_tax_formatted}} – Material Sales Tax</w:t>
+                            </w:r>
+                          </w:p>
+                          <w:p>
+                            <w:r>
+                              <w:t xml:space="preserve">{{/tax_breakout}}</w:t>
                             </w:r>
                           </w:p>
                           <w:p>
@@ -1824,6 +1834,11 @@
                             </w:r>
                           </w:p>
                           <w:p>
+                            <w:r>
+                              <w:t xml:space="preserve">{{#tax_breakout}}</w:t>
+                            </w:r>
+                          </w:p>
+                          <w:p>
                             <w:pPr>
                               <w:pStyle w:val="ListParagraph"/>
                               <w:numPr>
@@ -1857,6 +1872,11 @@
                                 <w:szCs w:val="18"/>
                               </w:rPr>
                               <w:t xml:space="preserve"/>
+                            </w:r>
+                          </w:p>
+                          <w:p>
+                            <w:r>
+                              <w:t xml:space="preserve">{{/tax_breakout}}</w:t>
                             </w:r>
                           </w:p>
                           <w:p>
@@ -2119,6 +2139,11 @@
                             </w:pPr>
                           </w:p>
                           <w:p>
+                            <w:r>
+                              <w:t xml:space="preserve">{{#has_options}}</w:t>
+                            </w:r>
+                          </w:p>
+                          <w:p>
                             <w:pPr>
                               <w:spacing w:line="300" w:lineRule="auto"/>
                               <w:rPr>
@@ -2140,6 +2165,11 @@
                                 <w:u w:val="single"/>
                               </w:rPr>
                               <w:t xml:space="preserve">Options </w:t>
+                            </w:r>
+                          </w:p>
+                          <w:p>
+                            <w:r>
+                              <w:t xml:space="preserve">{{/has_options}}</w:t>
                             </w:r>
                           </w:p>
                           <w:p>
@@ -2288,6 +2318,11 @@
                       </w:r>
                     </w:p>
                     <w:p>
+                      <w:r>
+                        <w:t xml:space="preserve">{{#tax_breakout}}</w:t>
+                      </w:r>
+                    </w:p>
+                    <w:p>
                       <w:pPr>
                         <w:pStyle w:val="ListParagraph"/>
                         <w:numPr>
@@ -2313,6 +2348,11 @@
                           <w:bCs w:val="0"/>
                         </w:rPr>
                         <w:t xml:space="preserve">{{material_tax_formatted}} – Material Sales Tax</w:t>
+                      </w:r>
+                    </w:p>
+                    <w:p>
+                      <w:r>
+                        <w:t xml:space="preserve">{{/tax_breakout}}</w:t>
                       </w:r>
                     </w:p>
                     <w:p>
@@ -2356,6 +2396,11 @@
                       </w:r>
                     </w:p>
                     <w:p>
+                      <w:r>
+                        <w:t xml:space="preserve">{{#tax_breakout}}</w:t>
+                      </w:r>
+                    </w:p>
+                    <w:p>
                       <w:pPr>
                         <w:pStyle w:val="ListParagraph"/>
                         <w:numPr>
@@ -2389,6 +2434,11 @@
                           <w:szCs w:val="18"/>
                         </w:rPr>
                         <w:t xml:space="preserve"/>
+                      </w:r>
+                    </w:p>
+                    <w:p>
+                      <w:r>
+                        <w:t xml:space="preserve">{{/tax_breakout}}</w:t>
                       </w:r>
                     </w:p>
                     <w:p>
@@ -2651,6 +2701,11 @@
                       </w:pPr>
                     </w:p>
                     <w:p>
+                      <w:r>
+                        <w:t xml:space="preserve">{{#has_options}}</w:t>
+                      </w:r>
+                    </w:p>
+                    <w:p>
                       <w:pPr>
                         <w:spacing w:line="300" w:lineRule="auto"/>
                         <w:rPr>
@@ -2672,6 +2727,11 @@
                           <w:u w:val="single"/>
                         </w:rPr>
                         <w:t xml:space="preserve">Options </w:t>
+                      </w:r>
+                    </w:p>
+                    <w:p>
+                      <w:r>
+                        <w:t xml:space="preserve">{{/has_options}}</w:t>
                       </w:r>
                     </w:p>
                     <w:p>

--- a/backend/templates/Direct/xx.xx TREADWELL POLISH PROPOSAL - NewDirect.docx
+++ b/backend/templates/Direct/xx.xx TREADWELL POLISH PROPOSAL - NewDirect.docx
@@ -1880,6 +1880,40 @@
                             </w:r>
                           </w:p>
                           <w:p>
+                            <w:r>
+                              <w:t xml:space="preserve">{{#has_options}}</w:t>
+                            </w:r>
+                          </w:p>
+                          <w:p>
+                            <w:pPr>
+                              <w:spacing w:line="300" w:lineRule="auto"/>
+                              <w:rPr>
+                                <w:rFonts w:ascii="Zetta Serif Book" w:hAnsi="Zetta Serif Book"/>
+                                <w:b/>
+                                <w:color w:val="404040" w:themeColor="text1" w:themeTint="BF"/>
+                                <w:sz w:val="18"/>
+                                <w:szCs w:val="18"/>
+                                <w:u w:val="single"/>
+                              </w:rPr>
+                            </w:pPr>
+                            <w:r>
+                              <w:rPr>
+                                <w:rFonts w:ascii="Zetta Serif Book" w:hAnsi="Zetta Serif Book"/>
+                                <w:b/>
+                                <w:color w:val="404040" w:themeColor="text1" w:themeTint="BF"/>
+                                <w:sz w:val="18"/>
+                                <w:szCs w:val="18"/>
+                                <w:u w:val="single"/>
+                              </w:rPr>
+                              <w:t xml:space="preserve">Options </w:t>
+                            </w:r>
+                          </w:p>
+                          <w:p>
+                            <w:r>
+                              <w:t xml:space="preserve">{{/has_options}}</w:t>
+                            </w:r>
+                          </w:p>
+                          <w:p>
                             <w:pPr>
                               <w:pStyle w:val="ListParagraph"/>
                               <w:numPr>
@@ -2137,40 +2171,6 @@
                                 <w:szCs w:val="10"/>
                               </w:rPr>
                             </w:pPr>
-                          </w:p>
-                          <w:p>
-                            <w:r>
-                              <w:t xml:space="preserve">{{#has_options}}</w:t>
-                            </w:r>
-                          </w:p>
-                          <w:p>
-                            <w:pPr>
-                              <w:spacing w:line="300" w:lineRule="auto"/>
-                              <w:rPr>
-                                <w:rFonts w:ascii="Zetta Serif Book" w:hAnsi="Zetta Serif Book"/>
-                                <w:b/>
-                                <w:color w:val="404040" w:themeColor="text1" w:themeTint="BF"/>
-                                <w:sz w:val="18"/>
-                                <w:szCs w:val="18"/>
-                                <w:u w:val="single"/>
-                              </w:rPr>
-                            </w:pPr>
-                            <w:r>
-                              <w:rPr>
-                                <w:rFonts w:ascii="Zetta Serif Book" w:hAnsi="Zetta Serif Book"/>
-                                <w:b/>
-                                <w:color w:val="404040" w:themeColor="text1" w:themeTint="BF"/>
-                                <w:sz w:val="18"/>
-                                <w:szCs w:val="18"/>
-                                <w:u w:val="single"/>
-                              </w:rPr>
-                              <w:t xml:space="preserve">Options </w:t>
-                            </w:r>
-                          </w:p>
-                          <w:p>
-                            <w:r>
-                              <w:t xml:space="preserve">{{/has_options}}</w:t>
-                            </w:r>
                           </w:p>
                           <w:p>
                             <w:pPr>
@@ -2442,6 +2442,40 @@
                       </w:r>
                     </w:p>
                     <w:p>
+                      <w:r>
+                        <w:t xml:space="preserve">{{#has_options}}</w:t>
+                      </w:r>
+                    </w:p>
+                    <w:p>
+                      <w:pPr>
+                        <w:spacing w:line="300" w:lineRule="auto"/>
+                        <w:rPr>
+                          <w:rFonts w:ascii="Zetta Serif Book" w:hAnsi="Zetta Serif Book"/>
+                          <w:b/>
+                          <w:color w:val="404040" w:themeColor="text1" w:themeTint="BF"/>
+                          <w:sz w:val="18"/>
+                          <w:szCs w:val="18"/>
+                          <w:u w:val="single"/>
+                        </w:rPr>
+                      </w:pPr>
+                      <w:r>
+                        <w:rPr>
+                          <w:rFonts w:ascii="Zetta Serif Book" w:hAnsi="Zetta Serif Book"/>
+                          <w:b/>
+                          <w:color w:val="404040" w:themeColor="text1" w:themeTint="BF"/>
+                          <w:sz w:val="18"/>
+                          <w:szCs w:val="18"/>
+                          <w:u w:val="single"/>
+                        </w:rPr>
+                        <w:t xml:space="preserve">Options </w:t>
+                      </w:r>
+                    </w:p>
+                    <w:p>
+                      <w:r>
+                        <w:t xml:space="preserve">{{/has_options}}</w:t>
+                      </w:r>
+                    </w:p>
+                    <w:p>
                       <w:pPr>
                         <w:pStyle w:val="ListParagraph"/>
                         <w:numPr>
@@ -2699,40 +2733,6 @@
                           <w:szCs w:val="10"/>
                         </w:rPr>
                       </w:pPr>
-                    </w:p>
-                    <w:p>
-                      <w:r>
-                        <w:t xml:space="preserve">{{#has_options}}</w:t>
-                      </w:r>
-                    </w:p>
-                    <w:p>
-                      <w:pPr>
-                        <w:spacing w:line="300" w:lineRule="auto"/>
-                        <w:rPr>
-                          <w:rFonts w:ascii="Zetta Serif Book" w:hAnsi="Zetta Serif Book"/>
-                          <w:b/>
-                          <w:color w:val="404040" w:themeColor="text1" w:themeTint="BF"/>
-                          <w:sz w:val="18"/>
-                          <w:szCs w:val="18"/>
-                          <w:u w:val="single"/>
-                        </w:rPr>
-                      </w:pPr>
-                      <w:r>
-                        <w:rPr>
-                          <w:rFonts w:ascii="Zetta Serif Book" w:hAnsi="Zetta Serif Book"/>
-                          <w:b/>
-                          <w:color w:val="404040" w:themeColor="text1" w:themeTint="BF"/>
-                          <w:sz w:val="18"/>
-                          <w:szCs w:val="18"/>
-                          <w:u w:val="single"/>
-                        </w:rPr>
-                        <w:t xml:space="preserve">Options </w:t>
-                      </w:r>
-                    </w:p>
-                    <w:p>
-                      <w:r>
-                        <w:t xml:space="preserve">{{/has_options}}</w:t>
-                      </w:r>
                     </w:p>
                     <w:p>
                       <w:pPr>

--- a/backend/templates/Direct/xx.xx TREADWELL POLISH PROPOSAL - NewDirect.docx
+++ b/backend/templates/Direct/xx.xx TREADWELL POLISH PROPOSAL - NewDirect.docx
@@ -1179,6 +1179,80 @@
                           </w:p>
                           <w:p>
                             <w:pPr>
+                              <w:pStyle w:val="ListParagraph"/>
+                              <w:numPr>
+                                <w:ilvl w:val="0"/>
+                                <w:numId w:val="4"/>
+                              </w:numPr>
+                              <w:tabs>
+                                <w:tab w:val="left" w:pos="1080"/>
+                              </w:tabs>
+                              <w:spacing w:line="300" w:lineRule="auto"/>
+                              <w:rPr>
+                                <w:rFonts w:ascii="Zetta Serif Book" w:hAnsi="Zetta Serif Book"/>
+                                <w:color w:val="404040" w:themeColor="text1" w:themeTint="BF"/>
+                                <w:sz w:val="16"/>
+                                <w:szCs w:val="16"/>
+                              </w:rPr>
+                            </w:pPr>
+                            <w:r>
+                              <w:rPr>
+                                <w:rFonts w:ascii="Zetta Serif Book" w:hAnsi="Zetta Serif Book"/>
+                                <w:b/>
+                                <w:color w:val="404040" w:themeColor="text1" w:themeTint="BF"/>
+                                <w:sz w:val="16"/>
+                                <w:szCs w:val="16"/>
+                              </w:rPr>
+                              <w:t>Notes:</w:t>
+                            </w:r>
+                            <w:r>
+                              <w:rPr>
+                                <w:rFonts w:ascii="Zetta Serif Book" w:hAnsi="Zetta Serif Book"/>
+                                <w:color w:val="404040" w:themeColor="text1" w:themeTint="BF"/>
+                                <w:sz w:val="16"/>
+                                <w:szCs w:val="16"/>
+                              </w:rPr>
+                              <w:t xml:space="preserve">  {{work_notes}}</w:t>
+                            </w:r>
+                            <w:r>
+                              <w:rPr>
+                                <w:rFonts w:ascii="Zetta Serif Book" w:hAnsi="Zetta Serif Book"/>
+                                <w:color w:val="404040" w:themeColor="text1" w:themeTint="BF"/>
+                                <w:sz w:val="16"/>
+                                <w:szCs w:val="16"/>
+                              </w:rPr>
+                              <w:t/>
+                            </w:r>
+                            <w:r>
+                              <w:rPr>
+                                <w:rFonts w:ascii="Zetta Serif Book" w:hAnsi="Zetta Serif Book"/>
+                                <w:color w:val="404040" w:themeColor="text1" w:themeTint="BF"/>
+                                <w:sz w:val="16"/>
+                                <w:szCs w:val="16"/>
+                              </w:rPr>
+                              <w:t/>
+                            </w:r>
+                            <w:r>
+                              <w:rPr>
+                                <w:rFonts w:ascii="Zetta Serif Book" w:hAnsi="Zetta Serif Book"/>
+                                <w:color w:val="404040" w:themeColor="text1" w:themeTint="BF"/>
+                                <w:sz w:val="16"/>
+                                <w:szCs w:val="16"/>
+                              </w:rPr>
+                              <w:t xml:space="preserve"/>
+                            </w:r>
+                            <w:r>
+                              <w:rPr>
+                                <w:rFonts w:ascii="Zetta Serif Book" w:hAnsi="Zetta Serif Book"/>
+                                <w:color w:val="404040" w:themeColor="text1" w:themeTint="BF"/>
+                                <w:sz w:val="16"/>
+                                <w:szCs w:val="16"/>
+                              </w:rPr>
+                              <w:t/>
+                            </w:r>
+                          </w:p>
+                          <w:p>
+                            <w:pPr>
                               <w:pStyle w:val="Header"/>
                               <w:spacing w:line="360" w:lineRule="auto"/>
                               <w:ind w:left="720"/>
@@ -1532,6 +1606,80 @@
                           <w:szCs w:val="16"/>
                         </w:rPr>
                         <w:t xml:space="preserve">  {{exclusions}}</w:t>
+                      </w:r>
+                      <w:r>
+                        <w:rPr>
+                          <w:rFonts w:ascii="Zetta Serif Book" w:hAnsi="Zetta Serif Book"/>
+                          <w:color w:val="404040" w:themeColor="text1" w:themeTint="BF"/>
+                          <w:sz w:val="16"/>
+                          <w:szCs w:val="16"/>
+                        </w:rPr>
+                        <w:t/>
+                      </w:r>
+                      <w:r>
+                        <w:rPr>
+                          <w:rFonts w:ascii="Zetta Serif Book" w:hAnsi="Zetta Serif Book"/>
+                          <w:color w:val="404040" w:themeColor="text1" w:themeTint="BF"/>
+                          <w:sz w:val="16"/>
+                          <w:szCs w:val="16"/>
+                        </w:rPr>
+                        <w:t/>
+                      </w:r>
+                      <w:r>
+                        <w:rPr>
+                          <w:rFonts w:ascii="Zetta Serif Book" w:hAnsi="Zetta Serif Book"/>
+                          <w:color w:val="404040" w:themeColor="text1" w:themeTint="BF"/>
+                          <w:sz w:val="16"/>
+                          <w:szCs w:val="16"/>
+                        </w:rPr>
+                        <w:t xml:space="preserve"/>
+                      </w:r>
+                      <w:r>
+                        <w:rPr>
+                          <w:rFonts w:ascii="Zetta Serif Book" w:hAnsi="Zetta Serif Book"/>
+                          <w:color w:val="404040" w:themeColor="text1" w:themeTint="BF"/>
+                          <w:sz w:val="16"/>
+                          <w:szCs w:val="16"/>
+                        </w:rPr>
+                        <w:t/>
+                      </w:r>
+                    </w:p>
+                    <w:p>
+                      <w:pPr>
+                        <w:pStyle w:val="ListParagraph"/>
+                        <w:numPr>
+                          <w:ilvl w:val="0"/>
+                          <w:numId w:val="4"/>
+                        </w:numPr>
+                        <w:tabs>
+                          <w:tab w:val="left" w:pos="1080"/>
+                        </w:tabs>
+                        <w:spacing w:line="300" w:lineRule="auto"/>
+                        <w:rPr>
+                          <w:rFonts w:ascii="Zetta Serif Book" w:hAnsi="Zetta Serif Book"/>
+                          <w:color w:val="404040" w:themeColor="text1" w:themeTint="BF"/>
+                          <w:sz w:val="16"/>
+                          <w:szCs w:val="16"/>
+                        </w:rPr>
+                      </w:pPr>
+                      <w:r>
+                        <w:rPr>
+                          <w:rFonts w:ascii="Zetta Serif Book" w:hAnsi="Zetta Serif Book"/>
+                          <w:b/>
+                          <w:color w:val="404040" w:themeColor="text1" w:themeTint="BF"/>
+                          <w:sz w:val="16"/>
+                          <w:szCs w:val="16"/>
+                        </w:rPr>
+                        <w:t>Notes:</w:t>
+                      </w:r>
+                      <w:r>
+                        <w:rPr>
+                          <w:rFonts w:ascii="Zetta Serif Book" w:hAnsi="Zetta Serif Book"/>
+                          <w:color w:val="404040" w:themeColor="text1" w:themeTint="BF"/>
+                          <w:sz w:val="16"/>
+                          <w:szCs w:val="16"/>
+                        </w:rPr>
+                        <w:t xml:space="preserve">  {{work_notes}}</w:t>
                       </w:r>
                       <w:r>
                         <w:rPr>
